--- a/reports/results_rq2_effectiveness/results_rq2.docx
+++ b/reports/results_rq2_effectiveness/results_rq2.docx
@@ -1594,6 +1594,1161 @@
                 <w:color w:val="000000"/>
               </w:rPr>
               <w:t xml:space="preserve">&lt; .001</w:t>
+            </w:r>
+          </w:p>
+        </w:tc>
+      </w:tr>
+    </w:tbl>
+    <w:p>
+      <w:pPr>
+        <w:pStyle w:val="Normal"/>
+      </w:pPr>
+      <w:r>
+        <w:t xml:space="preserve"/>
+      </w:r>
+    </w:p>
+    <w:p>
+      <w:pPr>
+        <w:pStyle w:val="Titre2"/>
+      </w:pPr>
+      <w:r>
+        <w:t xml:space="preserve">Estimated Marginal Means (predicted dismissal rate)</w:t>
+      </w:r>
+    </w:p>
+    <w:tbl xmlns:a="http://schemas.openxmlformats.org/drawingml/2006/main" xmlns:pic="http://schemas.openxmlformats.org/drawingml/2006/picture">
+      <w:tblPr>
+        <w:tblLayout w:type="fixed"/>
+        <w:jc w:val="center"/>
+        <w:tblLook w:firstRow="1" w:lastRow="0" w:firstColumn="0" w:lastColumn="0" w:noHBand="0" w:noVBand="1"/>
+      </w:tblPr>
+      <w:tblGrid>
+        <w:gridCol w:w="1340"/>
+        <w:gridCol w:w="2636"/>
+        <w:gridCol w:w="961"/>
+        <w:gridCol w:w="1512"/>
+      </w:tblGrid>
+      <w:tr>
+        <w:trPr>
+          <w:trHeight w:val="614" w:hRule="auto"/>
+          <w:tblHeader/>
+        </w:trPr>
+        <w:tc>
+          <w:tcPr>
+            <w:tcBorders>
+              <w:bottom w:val="single" w:sz="12" w:space="0" w:color="666666"/>
+              <w:top w:val="single" w:sz="12" w:space="0" w:color="666666"/>
+              <w:left w:val="none" w:sz="0" w:space="0" w:color="000000"/>
+              <w:right w:val="none" w:sz="0" w:space="0" w:color="000000"/>
+            </w:tcBorders>
+            <w:shd w:val="clear" w:color="auto" w:fill="FFFFFF"/>
+            <w:tcMar>
+              <w:top w:w="0" w:type="dxa"/>
+              <w:bottom w:w="0" w:type="dxa"/>
+              <w:left w:w="0" w:type="dxa"/>
+              <w:right w:w="0" w:type="dxa"/>
+            </w:tcMar>
+            <w:vAlign w:val="center"/>
+          </w:tcPr>
+          <w:p>
+            <w:pPr>
+              <w:pStyle w:val="Normal"/>
+              <w:jc w:val="left"/>
+              <w:pBdr>
+                <w:bottom w:val="none" w:sz="0" w:space="0" w:color="000000"/>
+                <w:top w:val="none" w:sz="0" w:space="0" w:color="000000"/>
+                <w:left w:val="none" w:sz="0" w:space="0" w:color="000000"/>
+                <w:right w:val="none" w:sz="0" w:space="0" w:color="000000"/>
+              </w:pBdr>
+              <w:spacing w:after="100" w:before="100" w:line="240"/>
+              <w:ind w:left="100" w:right="100" w:firstLine="0" w:firstLineChars="0"/>
+              <w:rPr>
+                <w:rFonts w:ascii="Helvetica" w:hAnsi="Helvetica" w:eastAsia="Helvetica" w:cs="Helvetica"/>
+                <w:i w:val="false"/>
+                <w:b w:val="false"/>
+                <w:u w:val="none"/>
+                <w:strike w:val="false"/>
+                <w:sz w:val="22"/>
+                <w:szCs w:val="22"/>
+                <w:color w:val="000000"/>
+              </w:rPr>
+            </w:pPr>
+            <w:r>
+              <w:rPr>
+                <w:rFonts w:ascii="Helvetica" w:hAnsi="Helvetica" w:eastAsia="Helvetica" w:cs="Helvetica"/>
+                <w:i w:val="false"/>
+                <w:b w:val="false"/>
+                <w:u w:val="none"/>
+                <w:strike w:val="false"/>
+                <w:sz w:val="22"/>
+                <w:szCs w:val="22"/>
+                <w:color w:val="000000"/>
+              </w:rPr>
+              <w:t xml:space="preserve">Condition</w:t>
+            </w:r>
+          </w:p>
+        </w:tc>
+        <w:tc>
+          <w:tcPr>
+            <w:tcBorders>
+              <w:bottom w:val="single" w:sz="12" w:space="0" w:color="666666"/>
+              <w:top w:val="single" w:sz="12" w:space="0" w:color="666666"/>
+              <w:left w:val="none" w:sz="0" w:space="0" w:color="000000"/>
+              <w:right w:val="none" w:sz="0" w:space="0" w:color="000000"/>
+            </w:tcBorders>
+            <w:shd w:val="clear" w:color="auto" w:fill="FFFFFF"/>
+            <w:tcMar>
+              <w:top w:w="0" w:type="dxa"/>
+              <w:bottom w:w="0" w:type="dxa"/>
+              <w:left w:w="0" w:type="dxa"/>
+              <w:right w:w="0" w:type="dxa"/>
+            </w:tcMar>
+            <w:vAlign w:val="center"/>
+          </w:tcPr>
+          <w:p>
+            <w:pPr>
+              <w:pStyle w:val="Normal"/>
+              <w:jc w:val="right"/>
+              <w:pBdr>
+                <w:bottom w:val="none" w:sz="0" w:space="0" w:color="000000"/>
+                <w:top w:val="none" w:sz="0" w:space="0" w:color="000000"/>
+                <w:left w:val="none" w:sz="0" w:space="0" w:color="000000"/>
+                <w:right w:val="none" w:sz="0" w:space="0" w:color="000000"/>
+              </w:pBdr>
+              <w:spacing w:after="100" w:before="100" w:line="240"/>
+              <w:ind w:left="100" w:right="100" w:firstLine="0" w:firstLineChars="0"/>
+              <w:rPr>
+                <w:rFonts w:ascii="Helvetica" w:hAnsi="Helvetica" w:eastAsia="Helvetica" w:cs="Helvetica"/>
+                <w:i w:val="false"/>
+                <w:b w:val="false"/>
+                <w:u w:val="none"/>
+                <w:strike w:val="false"/>
+                <w:sz w:val="22"/>
+                <w:szCs w:val="22"/>
+                <w:color w:val="000000"/>
+              </w:rPr>
+            </w:pPr>
+            <w:r>
+              <w:rPr>
+                <w:rFonts w:ascii="Helvetica" w:hAnsi="Helvetica" w:eastAsia="Helvetica" w:cs="Helvetica"/>
+                <w:i w:val="false"/>
+                <w:b w:val="false"/>
+                <w:u w:val="none"/>
+                <w:strike w:val="false"/>
+                <w:sz w:val="22"/>
+                <w:szCs w:val="22"/>
+                <w:color w:val="000000"/>
+              </w:rPr>
+              <w:t xml:space="preserve">Dismissals per attempt</w:t>
+            </w:r>
+          </w:p>
+        </w:tc>
+        <w:tc>
+          <w:tcPr>
+            <w:tcBorders>
+              <w:bottom w:val="single" w:sz="12" w:space="0" w:color="666666"/>
+              <w:top w:val="single" w:sz="12" w:space="0" w:color="666666"/>
+              <w:left w:val="none" w:sz="0" w:space="0" w:color="000000"/>
+              <w:right w:val="none" w:sz="0" w:space="0" w:color="000000"/>
+            </w:tcBorders>
+            <w:shd w:val="clear" w:color="auto" w:fill="FFFFFF"/>
+            <w:tcMar>
+              <w:top w:w="0" w:type="dxa"/>
+              <w:bottom w:w="0" w:type="dxa"/>
+              <w:left w:w="0" w:type="dxa"/>
+              <w:right w:w="0" w:type="dxa"/>
+            </w:tcMar>
+            <w:vAlign w:val="center"/>
+          </w:tcPr>
+          <w:p>
+            <w:pPr>
+              <w:pStyle w:val="Normal"/>
+              <w:jc w:val="right"/>
+              <w:pBdr>
+                <w:bottom w:val="none" w:sz="0" w:space="0" w:color="000000"/>
+                <w:top w:val="none" w:sz="0" w:space="0" w:color="000000"/>
+                <w:left w:val="none" w:sz="0" w:space="0" w:color="000000"/>
+                <w:right w:val="none" w:sz="0" w:space="0" w:color="000000"/>
+              </w:pBdr>
+              <w:spacing w:after="100" w:before="100" w:line="240"/>
+              <w:ind w:left="100" w:right="100" w:firstLine="0" w:firstLineChars="0"/>
+              <w:rPr>
+                <w:rFonts w:ascii="Helvetica" w:hAnsi="Helvetica" w:eastAsia="Helvetica" w:cs="Helvetica"/>
+                <w:i w:val="false"/>
+                <w:b w:val="false"/>
+                <w:u w:val="none"/>
+                <w:strike w:val="false"/>
+                <w:sz w:val="22"/>
+                <w:szCs w:val="22"/>
+                <w:color w:val="000000"/>
+              </w:rPr>
+            </w:pPr>
+            <w:r>
+              <w:rPr>
+                <w:rFonts w:ascii="Helvetica" w:hAnsi="Helvetica" w:eastAsia="Helvetica" w:cs="Helvetica"/>
+                <w:i w:val="false"/>
+                <w:b w:val="false"/>
+                <w:u w:val="none"/>
+                <w:strike w:val="false"/>
+                <w:sz w:val="22"/>
+                <w:szCs w:val="22"/>
+                <w:color w:val="000000"/>
+              </w:rPr>
+              <w:t xml:space="preserve">SE</w:t>
+            </w:r>
+          </w:p>
+        </w:tc>
+        <w:tc>
+          <w:tcPr>
+            <w:tcBorders>
+              <w:bottom w:val="single" w:sz="12" w:space="0" w:color="666666"/>
+              <w:top w:val="single" w:sz="12" w:space="0" w:color="666666"/>
+              <w:left w:val="none" w:sz="0" w:space="0" w:color="000000"/>
+              <w:right w:val="none" w:sz="0" w:space="0" w:color="000000"/>
+            </w:tcBorders>
+            <w:shd w:val="clear" w:color="auto" w:fill="FFFFFF"/>
+            <w:tcMar>
+              <w:top w:w="0" w:type="dxa"/>
+              <w:bottom w:w="0" w:type="dxa"/>
+              <w:left w:w="0" w:type="dxa"/>
+              <w:right w:w="0" w:type="dxa"/>
+            </w:tcMar>
+            <w:vAlign w:val="center"/>
+          </w:tcPr>
+          <w:p>
+            <w:pPr>
+              <w:pStyle w:val="Normal"/>
+              <w:jc w:val="left"/>
+              <w:pBdr>
+                <w:bottom w:val="none" w:sz="0" w:space="0" w:color="000000"/>
+                <w:top w:val="none" w:sz="0" w:space="0" w:color="000000"/>
+                <w:left w:val="none" w:sz="0" w:space="0" w:color="000000"/>
+                <w:right w:val="none" w:sz="0" w:space="0" w:color="000000"/>
+              </w:pBdr>
+              <w:spacing w:after="100" w:before="100" w:line="240"/>
+              <w:ind w:left="100" w:right="100" w:firstLine="0" w:firstLineChars="0"/>
+              <w:rPr>
+                <w:rFonts w:ascii="Helvetica" w:hAnsi="Helvetica" w:eastAsia="Helvetica" w:cs="Helvetica"/>
+                <w:i w:val="false"/>
+                <w:b w:val="false"/>
+                <w:u w:val="none"/>
+                <w:strike w:val="false"/>
+                <w:sz w:val="22"/>
+                <w:szCs w:val="22"/>
+                <w:color w:val="000000"/>
+              </w:rPr>
+            </w:pPr>
+            <w:r>
+              <w:rPr>
+                <w:rFonts w:ascii="Helvetica" w:hAnsi="Helvetica" w:eastAsia="Helvetica" w:cs="Helvetica"/>
+                <w:i w:val="false"/>
+                <w:b w:val="false"/>
+                <w:u w:val="none"/>
+                <w:strike w:val="false"/>
+                <w:sz w:val="22"/>
+                <w:szCs w:val="22"/>
+                <w:color w:val="000000"/>
+              </w:rPr>
+              <w:t xml:space="preserve">95% CI</w:t>
+            </w:r>
+          </w:p>
+        </w:tc>
+      </w:tr>
+      <w:tr>
+        <w:trPr>
+          <w:trHeight w:val="613" w:hRule="auto"/>
+        </w:trPr>
+        <w:tc>
+          <w:tcPr>
+            <w:tcBorders>
+              <w:bottom w:val="none" w:sz="0" w:space="0" w:color="000000"/>
+              <w:top w:val="single" w:sz="12" w:space="0" w:color="666666"/>
+              <w:left w:val="none" w:sz="0" w:space="0" w:color="000000"/>
+              <w:right w:val="none" w:sz="0" w:space="0" w:color="000000"/>
+            </w:tcBorders>
+            <w:shd w:val="clear" w:color="auto" w:fill="FFFFFF"/>
+            <w:tcMar>
+              <w:top w:w="0" w:type="dxa"/>
+              <w:bottom w:w="0" w:type="dxa"/>
+              <w:left w:w="0" w:type="dxa"/>
+              <w:right w:w="0" w:type="dxa"/>
+            </w:tcMar>
+            <w:vAlign w:val="center"/>
+          </w:tcPr>
+          <w:p>
+            <w:pPr>
+              <w:pStyle w:val="Normal"/>
+              <w:jc w:val="left"/>
+              <w:pBdr>
+                <w:bottom w:val="none" w:sz="0" w:space="0" w:color="000000"/>
+                <w:top w:val="none" w:sz="0" w:space="0" w:color="000000"/>
+                <w:left w:val="none" w:sz="0" w:space="0" w:color="000000"/>
+                <w:right w:val="none" w:sz="0" w:space="0" w:color="000000"/>
+              </w:pBdr>
+              <w:spacing w:after="100" w:before="100" w:line="240"/>
+              <w:ind w:left="100" w:right="100" w:firstLine="0" w:firstLineChars="0"/>
+              <w:rPr>
+                <w:rFonts w:ascii="Helvetica" w:hAnsi="Helvetica" w:eastAsia="Helvetica" w:cs="Helvetica"/>
+                <w:i w:val="false"/>
+                <w:b w:val="false"/>
+                <w:u w:val="none"/>
+                <w:strike w:val="false"/>
+                <w:sz w:val="22"/>
+                <w:szCs w:val="22"/>
+                <w:color w:val="000000"/>
+              </w:rPr>
+            </w:pPr>
+            <w:r>
+              <w:rPr>
+                <w:rFonts w:ascii="Helvetica" w:hAnsi="Helvetica" w:eastAsia="Helvetica" w:cs="Helvetica"/>
+                <w:i w:val="false"/>
+                <w:b w:val="false"/>
+                <w:u w:val="none"/>
+                <w:strike w:val="false"/>
+                <w:sz w:val="22"/>
+                <w:szCs w:val="22"/>
+                <w:color w:val="000000"/>
+              </w:rPr>
+              <w:t xml:space="preserve">ABC</w:t>
+            </w:r>
+          </w:p>
+        </w:tc>
+        <w:tc>
+          <w:tcPr>
+            <w:tcBorders>
+              <w:bottom w:val="none" w:sz="0" w:space="0" w:color="000000"/>
+              <w:top w:val="single" w:sz="12" w:space="0" w:color="666666"/>
+              <w:left w:val="none" w:sz="0" w:space="0" w:color="000000"/>
+              <w:right w:val="none" w:sz="0" w:space="0" w:color="000000"/>
+            </w:tcBorders>
+            <w:shd w:val="clear" w:color="auto" w:fill="FFFFFF"/>
+            <w:tcMar>
+              <w:top w:w="0" w:type="dxa"/>
+              <w:bottom w:w="0" w:type="dxa"/>
+              <w:left w:w="0" w:type="dxa"/>
+              <w:right w:w="0" w:type="dxa"/>
+            </w:tcMar>
+            <w:vAlign w:val="center"/>
+          </w:tcPr>
+          <w:p>
+            <w:pPr>
+              <w:pStyle w:val="Normal"/>
+              <w:jc w:val="right"/>
+              <w:pBdr>
+                <w:bottom w:val="none" w:sz="0" w:space="0" w:color="000000"/>
+                <w:top w:val="none" w:sz="0" w:space="0" w:color="000000"/>
+                <w:left w:val="none" w:sz="0" w:space="0" w:color="000000"/>
+                <w:right w:val="none" w:sz="0" w:space="0" w:color="000000"/>
+              </w:pBdr>
+              <w:spacing w:after="100" w:before="100" w:line="240"/>
+              <w:ind w:left="100" w:right="100" w:firstLine="0" w:firstLineChars="0"/>
+              <w:rPr>
+                <w:rFonts w:ascii="Helvetica" w:hAnsi="Helvetica" w:eastAsia="Helvetica" w:cs="Helvetica"/>
+                <w:i w:val="false"/>
+                <w:b w:val="false"/>
+                <w:u w:val="none"/>
+                <w:strike w:val="false"/>
+                <w:sz w:val="22"/>
+                <w:szCs w:val="22"/>
+                <w:color w:val="000000"/>
+              </w:rPr>
+            </w:pPr>
+            <w:r>
+              <w:rPr>
+                <w:rFonts w:ascii="Helvetica" w:hAnsi="Helvetica" w:eastAsia="Helvetica" w:cs="Helvetica"/>
+                <w:i w:val="false"/>
+                <w:b w:val="false"/>
+                <w:u w:val="none"/>
+                <w:strike w:val="false"/>
+                <w:sz w:val="22"/>
+                <w:szCs w:val="22"/>
+                <w:color w:val="000000"/>
+              </w:rPr>
+              <w:t xml:space="preserve">22.363</w:t>
+            </w:r>
+          </w:p>
+        </w:tc>
+        <w:tc>
+          <w:tcPr>
+            <w:tcBorders>
+              <w:bottom w:val="none" w:sz="0" w:space="0" w:color="000000"/>
+              <w:top w:val="single" w:sz="12" w:space="0" w:color="666666"/>
+              <w:left w:val="none" w:sz="0" w:space="0" w:color="000000"/>
+              <w:right w:val="none" w:sz="0" w:space="0" w:color="000000"/>
+            </w:tcBorders>
+            <w:shd w:val="clear" w:color="auto" w:fill="FFFFFF"/>
+            <w:tcMar>
+              <w:top w:w="0" w:type="dxa"/>
+              <w:bottom w:w="0" w:type="dxa"/>
+              <w:left w:w="0" w:type="dxa"/>
+              <w:right w:w="0" w:type="dxa"/>
+            </w:tcMar>
+            <w:vAlign w:val="center"/>
+          </w:tcPr>
+          <w:p>
+            <w:pPr>
+              <w:pStyle w:val="Normal"/>
+              <w:jc w:val="right"/>
+              <w:pBdr>
+                <w:bottom w:val="none" w:sz="0" w:space="0" w:color="000000"/>
+                <w:top w:val="none" w:sz="0" w:space="0" w:color="000000"/>
+                <w:left w:val="none" w:sz="0" w:space="0" w:color="000000"/>
+                <w:right w:val="none" w:sz="0" w:space="0" w:color="000000"/>
+              </w:pBdr>
+              <w:spacing w:after="100" w:before="100" w:line="240"/>
+              <w:ind w:left="100" w:right="100" w:firstLine="0" w:firstLineChars="0"/>
+              <w:rPr>
+                <w:rFonts w:ascii="Helvetica" w:hAnsi="Helvetica" w:eastAsia="Helvetica" w:cs="Helvetica"/>
+                <w:i w:val="false"/>
+                <w:b w:val="false"/>
+                <w:u w:val="none"/>
+                <w:strike w:val="false"/>
+                <w:sz w:val="22"/>
+                <w:szCs w:val="22"/>
+                <w:color w:val="000000"/>
+              </w:rPr>
+            </w:pPr>
+            <w:r>
+              <w:rPr>
+                <w:rFonts w:ascii="Helvetica" w:hAnsi="Helvetica" w:eastAsia="Helvetica" w:cs="Helvetica"/>
+                <w:i w:val="false"/>
+                <w:b w:val="false"/>
+                <w:u w:val="none"/>
+                <w:strike w:val="false"/>
+                <w:sz w:val="22"/>
+                <w:szCs w:val="22"/>
+                <w:color w:val="000000"/>
+              </w:rPr>
+              <w:t xml:space="preserve">1.018</w:t>
+            </w:r>
+          </w:p>
+        </w:tc>
+        <w:tc>
+          <w:tcPr>
+            <w:tcBorders>
+              <w:bottom w:val="none" w:sz="0" w:space="0" w:color="000000"/>
+              <w:top w:val="single" w:sz="12" w:space="0" w:color="666666"/>
+              <w:left w:val="none" w:sz="0" w:space="0" w:color="000000"/>
+              <w:right w:val="none" w:sz="0" w:space="0" w:color="000000"/>
+            </w:tcBorders>
+            <w:shd w:val="clear" w:color="auto" w:fill="FFFFFF"/>
+            <w:tcMar>
+              <w:top w:w="0" w:type="dxa"/>
+              <w:bottom w:w="0" w:type="dxa"/>
+              <w:left w:w="0" w:type="dxa"/>
+              <w:right w:w="0" w:type="dxa"/>
+            </w:tcMar>
+            <w:vAlign w:val="center"/>
+          </w:tcPr>
+          <w:p>
+            <w:pPr>
+              <w:pStyle w:val="Normal"/>
+              <w:jc w:val="left"/>
+              <w:pBdr>
+                <w:bottom w:val="none" w:sz="0" w:space="0" w:color="000000"/>
+                <w:top w:val="none" w:sz="0" w:space="0" w:color="000000"/>
+                <w:left w:val="none" w:sz="0" w:space="0" w:color="000000"/>
+                <w:right w:val="none" w:sz="0" w:space="0" w:color="000000"/>
+              </w:pBdr>
+              <w:spacing w:after="100" w:before="100" w:line="240"/>
+              <w:ind w:left="100" w:right="100" w:firstLine="0" w:firstLineChars="0"/>
+              <w:rPr>
+                <w:rFonts w:ascii="Helvetica" w:hAnsi="Helvetica" w:eastAsia="Helvetica" w:cs="Helvetica"/>
+                <w:i w:val="false"/>
+                <w:b w:val="false"/>
+                <w:u w:val="none"/>
+                <w:strike w:val="false"/>
+                <w:sz w:val="22"/>
+                <w:szCs w:val="22"/>
+                <w:color w:val="000000"/>
+              </w:rPr>
+            </w:pPr>
+            <w:r>
+              <w:rPr>
+                <w:rFonts w:ascii="Helvetica" w:hAnsi="Helvetica" w:eastAsia="Helvetica" w:cs="Helvetica"/>
+                <w:i w:val="false"/>
+                <w:b w:val="false"/>
+                <w:u w:val="none"/>
+                <w:strike w:val="false"/>
+                <w:sz w:val="22"/>
+                <w:szCs w:val="22"/>
+                <w:color w:val="000000"/>
+              </w:rPr>
+              <w:t xml:space="preserve">[20.5, 24.5]</w:t>
+            </w:r>
+          </w:p>
+        </w:tc>
+      </w:tr>
+      <w:tr>
+        <w:trPr>
+          <w:trHeight w:val="613" w:hRule="auto"/>
+        </w:trPr>
+        <w:tc>
+          <w:tcPr>
+            <w:tcBorders>
+              <w:bottom w:val="none" w:sz="0" w:space="0" w:color="000000"/>
+              <w:top w:val="none" w:sz="0" w:space="0" w:color="000000"/>
+              <w:left w:val="none" w:sz="0" w:space="0" w:color="000000"/>
+              <w:right w:val="none" w:sz="0" w:space="0" w:color="000000"/>
+            </w:tcBorders>
+            <w:shd w:val="clear" w:color="auto" w:fill="FFFFFF"/>
+            <w:tcMar>
+              <w:top w:w="0" w:type="dxa"/>
+              <w:bottom w:w="0" w:type="dxa"/>
+              <w:left w:w="0" w:type="dxa"/>
+              <w:right w:w="0" w:type="dxa"/>
+            </w:tcMar>
+            <w:vAlign w:val="center"/>
+          </w:tcPr>
+          <w:p>
+            <w:pPr>
+              <w:pStyle w:val="Normal"/>
+              <w:jc w:val="left"/>
+              <w:pBdr>
+                <w:bottom w:val="none" w:sz="0" w:space="0" w:color="000000"/>
+                <w:top w:val="none" w:sz="0" w:space="0" w:color="000000"/>
+                <w:left w:val="none" w:sz="0" w:space="0" w:color="000000"/>
+                <w:right w:val="none" w:sz="0" w:space="0" w:color="000000"/>
+              </w:pBdr>
+              <w:spacing w:after="100" w:before="100" w:line="240"/>
+              <w:ind w:left="100" w:right="100" w:firstLine="0" w:firstLineChars="0"/>
+              <w:rPr>
+                <w:rFonts w:ascii="Helvetica" w:hAnsi="Helvetica" w:eastAsia="Helvetica" w:cs="Helvetica"/>
+                <w:i w:val="false"/>
+                <w:b w:val="false"/>
+                <w:u w:val="none"/>
+                <w:strike w:val="false"/>
+                <w:sz w:val="22"/>
+                <w:szCs w:val="22"/>
+                <w:color w:val="000000"/>
+              </w:rPr>
+            </w:pPr>
+            <w:r>
+              <w:rPr>
+                <w:rFonts w:ascii="Helvetica" w:hAnsi="Helvetica" w:eastAsia="Helvetica" w:cs="Helvetica"/>
+                <w:i w:val="false"/>
+                <w:b w:val="false"/>
+                <w:u w:val="none"/>
+                <w:strike w:val="false"/>
+                <w:sz w:val="22"/>
+                <w:szCs w:val="22"/>
+                <w:color w:val="000000"/>
+              </w:rPr>
+              <w:t xml:space="preserve">ACC</w:t>
+            </w:r>
+          </w:p>
+        </w:tc>
+        <w:tc>
+          <w:tcPr>
+            <w:tcBorders>
+              <w:bottom w:val="none" w:sz="0" w:space="0" w:color="000000"/>
+              <w:top w:val="none" w:sz="0" w:space="0" w:color="000000"/>
+              <w:left w:val="none" w:sz="0" w:space="0" w:color="000000"/>
+              <w:right w:val="none" w:sz="0" w:space="0" w:color="000000"/>
+            </w:tcBorders>
+            <w:shd w:val="clear" w:color="auto" w:fill="FFFFFF"/>
+            <w:tcMar>
+              <w:top w:w="0" w:type="dxa"/>
+              <w:bottom w:w="0" w:type="dxa"/>
+              <w:left w:w="0" w:type="dxa"/>
+              <w:right w:w="0" w:type="dxa"/>
+            </w:tcMar>
+            <w:vAlign w:val="center"/>
+          </w:tcPr>
+          <w:p>
+            <w:pPr>
+              <w:pStyle w:val="Normal"/>
+              <w:jc w:val="right"/>
+              <w:pBdr>
+                <w:bottom w:val="none" w:sz="0" w:space="0" w:color="000000"/>
+                <w:top w:val="none" w:sz="0" w:space="0" w:color="000000"/>
+                <w:left w:val="none" w:sz="0" w:space="0" w:color="000000"/>
+                <w:right w:val="none" w:sz="0" w:space="0" w:color="000000"/>
+              </w:pBdr>
+              <w:spacing w:after="100" w:before="100" w:line="240"/>
+              <w:ind w:left="100" w:right="100" w:firstLine="0" w:firstLineChars="0"/>
+              <w:rPr>
+                <w:rFonts w:ascii="Helvetica" w:hAnsi="Helvetica" w:eastAsia="Helvetica" w:cs="Helvetica"/>
+                <w:i w:val="false"/>
+                <w:b w:val="false"/>
+                <w:u w:val="none"/>
+                <w:strike w:val="false"/>
+                <w:sz w:val="22"/>
+                <w:szCs w:val="22"/>
+                <w:color w:val="000000"/>
+              </w:rPr>
+            </w:pPr>
+            <w:r>
+              <w:rPr>
+                <w:rFonts w:ascii="Helvetica" w:hAnsi="Helvetica" w:eastAsia="Helvetica" w:cs="Helvetica"/>
+                <w:i w:val="false"/>
+                <w:b w:val="false"/>
+                <w:u w:val="none"/>
+                <w:strike w:val="false"/>
+                <w:sz w:val="22"/>
+                <w:szCs w:val="22"/>
+                <w:color w:val="000000"/>
+              </w:rPr>
+              <w:t xml:space="preserve">22.270</w:t>
+            </w:r>
+          </w:p>
+        </w:tc>
+        <w:tc>
+          <w:tcPr>
+            <w:tcBorders>
+              <w:bottom w:val="none" w:sz="0" w:space="0" w:color="000000"/>
+              <w:top w:val="none" w:sz="0" w:space="0" w:color="000000"/>
+              <w:left w:val="none" w:sz="0" w:space="0" w:color="000000"/>
+              <w:right w:val="none" w:sz="0" w:space="0" w:color="000000"/>
+            </w:tcBorders>
+            <w:shd w:val="clear" w:color="auto" w:fill="FFFFFF"/>
+            <w:tcMar>
+              <w:top w:w="0" w:type="dxa"/>
+              <w:bottom w:w="0" w:type="dxa"/>
+              <w:left w:w="0" w:type="dxa"/>
+              <w:right w:w="0" w:type="dxa"/>
+            </w:tcMar>
+            <w:vAlign w:val="center"/>
+          </w:tcPr>
+          <w:p>
+            <w:pPr>
+              <w:pStyle w:val="Normal"/>
+              <w:jc w:val="right"/>
+              <w:pBdr>
+                <w:bottom w:val="none" w:sz="0" w:space="0" w:color="000000"/>
+                <w:top w:val="none" w:sz="0" w:space="0" w:color="000000"/>
+                <w:left w:val="none" w:sz="0" w:space="0" w:color="000000"/>
+                <w:right w:val="none" w:sz="0" w:space="0" w:color="000000"/>
+              </w:pBdr>
+              <w:spacing w:after="100" w:before="100" w:line="240"/>
+              <w:ind w:left="100" w:right="100" w:firstLine="0" w:firstLineChars="0"/>
+              <w:rPr>
+                <w:rFonts w:ascii="Helvetica" w:hAnsi="Helvetica" w:eastAsia="Helvetica" w:cs="Helvetica"/>
+                <w:i w:val="false"/>
+                <w:b w:val="false"/>
+                <w:u w:val="none"/>
+                <w:strike w:val="false"/>
+                <w:sz w:val="22"/>
+                <w:szCs w:val="22"/>
+                <w:color w:val="000000"/>
+              </w:rPr>
+            </w:pPr>
+            <w:r>
+              <w:rPr>
+                <w:rFonts w:ascii="Helvetica" w:hAnsi="Helvetica" w:eastAsia="Helvetica" w:cs="Helvetica"/>
+                <w:i w:val="false"/>
+                <w:b w:val="false"/>
+                <w:u w:val="none"/>
+                <w:strike w:val="false"/>
+                <w:sz w:val="22"/>
+                <w:szCs w:val="22"/>
+                <w:color w:val="000000"/>
+              </w:rPr>
+              <w:t xml:space="preserve">1.028</w:t>
+            </w:r>
+          </w:p>
+        </w:tc>
+        <w:tc>
+          <w:tcPr>
+            <w:tcBorders>
+              <w:bottom w:val="none" w:sz="0" w:space="0" w:color="000000"/>
+              <w:top w:val="none" w:sz="0" w:space="0" w:color="000000"/>
+              <w:left w:val="none" w:sz="0" w:space="0" w:color="000000"/>
+              <w:right w:val="none" w:sz="0" w:space="0" w:color="000000"/>
+            </w:tcBorders>
+            <w:shd w:val="clear" w:color="auto" w:fill="FFFFFF"/>
+            <w:tcMar>
+              <w:top w:w="0" w:type="dxa"/>
+              <w:bottom w:w="0" w:type="dxa"/>
+              <w:left w:w="0" w:type="dxa"/>
+              <w:right w:w="0" w:type="dxa"/>
+            </w:tcMar>
+            <w:vAlign w:val="center"/>
+          </w:tcPr>
+          <w:p>
+            <w:pPr>
+              <w:pStyle w:val="Normal"/>
+              <w:jc w:val="left"/>
+              <w:pBdr>
+                <w:bottom w:val="none" w:sz="0" w:space="0" w:color="000000"/>
+                <w:top w:val="none" w:sz="0" w:space="0" w:color="000000"/>
+                <w:left w:val="none" w:sz="0" w:space="0" w:color="000000"/>
+                <w:right w:val="none" w:sz="0" w:space="0" w:color="000000"/>
+              </w:pBdr>
+              <w:spacing w:after="100" w:before="100" w:line="240"/>
+              <w:ind w:left="100" w:right="100" w:firstLine="0" w:firstLineChars="0"/>
+              <w:rPr>
+                <w:rFonts w:ascii="Helvetica" w:hAnsi="Helvetica" w:eastAsia="Helvetica" w:cs="Helvetica"/>
+                <w:i w:val="false"/>
+                <w:b w:val="false"/>
+                <w:u w:val="none"/>
+                <w:strike w:val="false"/>
+                <w:sz w:val="22"/>
+                <w:szCs w:val="22"/>
+                <w:color w:val="000000"/>
+              </w:rPr>
+            </w:pPr>
+            <w:r>
+              <w:rPr>
+                <w:rFonts w:ascii="Helvetica" w:hAnsi="Helvetica" w:eastAsia="Helvetica" w:cs="Helvetica"/>
+                <w:i w:val="false"/>
+                <w:b w:val="false"/>
+                <w:u w:val="none"/>
+                <w:strike w:val="false"/>
+                <w:sz w:val="22"/>
+                <w:szCs w:val="22"/>
+                <w:color w:val="000000"/>
+              </w:rPr>
+              <w:t xml:space="preserve">[20.3, 24.4]</w:t>
+            </w:r>
+          </w:p>
+        </w:tc>
+      </w:tr>
+      <w:tr>
+        <w:trPr>
+          <w:trHeight w:val="613" w:hRule="auto"/>
+        </w:trPr>
+        <w:tc>
+          <w:tcPr>
+            <w:tcBorders>
+              <w:bottom w:val="none" w:sz="0" w:space="0" w:color="000000"/>
+              <w:top w:val="none" w:sz="0" w:space="0" w:color="000000"/>
+              <w:left w:val="none" w:sz="0" w:space="0" w:color="000000"/>
+              <w:right w:val="none" w:sz="0" w:space="0" w:color="000000"/>
+            </w:tcBorders>
+            <w:shd w:val="clear" w:color="auto" w:fill="FFFFFF"/>
+            <w:tcMar>
+              <w:top w:w="0" w:type="dxa"/>
+              <w:bottom w:w="0" w:type="dxa"/>
+              <w:left w:w="0" w:type="dxa"/>
+              <w:right w:w="0" w:type="dxa"/>
+            </w:tcMar>
+            <w:vAlign w:val="center"/>
+          </w:tcPr>
+          <w:p>
+            <w:pPr>
+              <w:pStyle w:val="Normal"/>
+              <w:jc w:val="left"/>
+              <w:pBdr>
+                <w:bottom w:val="none" w:sz="0" w:space="0" w:color="000000"/>
+                <w:top w:val="none" w:sz="0" w:space="0" w:color="000000"/>
+                <w:left w:val="none" w:sz="0" w:space="0" w:color="000000"/>
+                <w:right w:val="none" w:sz="0" w:space="0" w:color="000000"/>
+              </w:pBdr>
+              <w:spacing w:after="100" w:before="100" w:line="240"/>
+              <w:ind w:left="100" w:right="100" w:firstLine="0" w:firstLineChars="0"/>
+              <w:rPr>
+                <w:rFonts w:ascii="Helvetica" w:hAnsi="Helvetica" w:eastAsia="Helvetica" w:cs="Helvetica"/>
+                <w:i w:val="false"/>
+                <w:b w:val="false"/>
+                <w:u w:val="none"/>
+                <w:strike w:val="false"/>
+                <w:sz w:val="22"/>
+                <w:szCs w:val="22"/>
+                <w:color w:val="000000"/>
+              </w:rPr>
+            </w:pPr>
+            <w:r>
+              <w:rPr>
+                <w:rFonts w:ascii="Helvetica" w:hAnsi="Helvetica" w:eastAsia="Helvetica" w:cs="Helvetica"/>
+                <w:i w:val="false"/>
+                <w:b w:val="false"/>
+                <w:u w:val="none"/>
+                <w:strike w:val="false"/>
+                <w:sz w:val="22"/>
+                <w:szCs w:val="22"/>
+                <w:color w:val="000000"/>
+              </w:rPr>
+              <w:t xml:space="preserve">BCC</w:t>
+            </w:r>
+          </w:p>
+        </w:tc>
+        <w:tc>
+          <w:tcPr>
+            <w:tcBorders>
+              <w:bottom w:val="none" w:sz="0" w:space="0" w:color="000000"/>
+              <w:top w:val="none" w:sz="0" w:space="0" w:color="000000"/>
+              <w:left w:val="none" w:sz="0" w:space="0" w:color="000000"/>
+              <w:right w:val="none" w:sz="0" w:space="0" w:color="000000"/>
+            </w:tcBorders>
+            <w:shd w:val="clear" w:color="auto" w:fill="FFFFFF"/>
+            <w:tcMar>
+              <w:top w:w="0" w:type="dxa"/>
+              <w:bottom w:w="0" w:type="dxa"/>
+              <w:left w:w="0" w:type="dxa"/>
+              <w:right w:w="0" w:type="dxa"/>
+            </w:tcMar>
+            <w:vAlign w:val="center"/>
+          </w:tcPr>
+          <w:p>
+            <w:pPr>
+              <w:pStyle w:val="Normal"/>
+              <w:jc w:val="right"/>
+              <w:pBdr>
+                <w:bottom w:val="none" w:sz="0" w:space="0" w:color="000000"/>
+                <w:top w:val="none" w:sz="0" w:space="0" w:color="000000"/>
+                <w:left w:val="none" w:sz="0" w:space="0" w:color="000000"/>
+                <w:right w:val="none" w:sz="0" w:space="0" w:color="000000"/>
+              </w:pBdr>
+              <w:spacing w:after="100" w:before="100" w:line="240"/>
+              <w:ind w:left="100" w:right="100" w:firstLine="0" w:firstLineChars="0"/>
+              <w:rPr>
+                <w:rFonts w:ascii="Helvetica" w:hAnsi="Helvetica" w:eastAsia="Helvetica" w:cs="Helvetica"/>
+                <w:i w:val="false"/>
+                <w:b w:val="false"/>
+                <w:u w:val="none"/>
+                <w:strike w:val="false"/>
+                <w:sz w:val="22"/>
+                <w:szCs w:val="22"/>
+                <w:color w:val="000000"/>
+              </w:rPr>
+            </w:pPr>
+            <w:r>
+              <w:rPr>
+                <w:rFonts w:ascii="Helvetica" w:hAnsi="Helvetica" w:eastAsia="Helvetica" w:cs="Helvetica"/>
+                <w:i w:val="false"/>
+                <w:b w:val="false"/>
+                <w:u w:val="none"/>
+                <w:strike w:val="false"/>
+                <w:sz w:val="22"/>
+                <w:szCs w:val="22"/>
+                <w:color w:val="000000"/>
+              </w:rPr>
+              <w:t xml:space="preserve">20.329</w:t>
+            </w:r>
+          </w:p>
+        </w:tc>
+        <w:tc>
+          <w:tcPr>
+            <w:tcBorders>
+              <w:bottom w:val="none" w:sz="0" w:space="0" w:color="000000"/>
+              <w:top w:val="none" w:sz="0" w:space="0" w:color="000000"/>
+              <w:left w:val="none" w:sz="0" w:space="0" w:color="000000"/>
+              <w:right w:val="none" w:sz="0" w:space="0" w:color="000000"/>
+            </w:tcBorders>
+            <w:shd w:val="clear" w:color="auto" w:fill="FFFFFF"/>
+            <w:tcMar>
+              <w:top w:w="0" w:type="dxa"/>
+              <w:bottom w:w="0" w:type="dxa"/>
+              <w:left w:w="0" w:type="dxa"/>
+              <w:right w:w="0" w:type="dxa"/>
+            </w:tcMar>
+            <w:vAlign w:val="center"/>
+          </w:tcPr>
+          <w:p>
+            <w:pPr>
+              <w:pStyle w:val="Normal"/>
+              <w:jc w:val="right"/>
+              <w:pBdr>
+                <w:bottom w:val="none" w:sz="0" w:space="0" w:color="000000"/>
+                <w:top w:val="none" w:sz="0" w:space="0" w:color="000000"/>
+                <w:left w:val="none" w:sz="0" w:space="0" w:color="000000"/>
+                <w:right w:val="none" w:sz="0" w:space="0" w:color="000000"/>
+              </w:pBdr>
+              <w:spacing w:after="100" w:before="100" w:line="240"/>
+              <w:ind w:left="100" w:right="100" w:firstLine="0" w:firstLineChars="0"/>
+              <w:rPr>
+                <w:rFonts w:ascii="Helvetica" w:hAnsi="Helvetica" w:eastAsia="Helvetica" w:cs="Helvetica"/>
+                <w:i w:val="false"/>
+                <w:b w:val="false"/>
+                <w:u w:val="none"/>
+                <w:strike w:val="false"/>
+                <w:sz w:val="22"/>
+                <w:szCs w:val="22"/>
+                <w:color w:val="000000"/>
+              </w:rPr>
+            </w:pPr>
+            <w:r>
+              <w:rPr>
+                <w:rFonts w:ascii="Helvetica" w:hAnsi="Helvetica" w:eastAsia="Helvetica" w:cs="Helvetica"/>
+                <w:i w:val="false"/>
+                <w:b w:val="false"/>
+                <w:u w:val="none"/>
+                <w:strike w:val="false"/>
+                <w:sz w:val="22"/>
+                <w:szCs w:val="22"/>
+                <w:color w:val="000000"/>
+              </w:rPr>
+              <w:t xml:space="preserve">0.997</w:t>
+            </w:r>
+          </w:p>
+        </w:tc>
+        <w:tc>
+          <w:tcPr>
+            <w:tcBorders>
+              <w:bottom w:val="none" w:sz="0" w:space="0" w:color="000000"/>
+              <w:top w:val="none" w:sz="0" w:space="0" w:color="000000"/>
+              <w:left w:val="none" w:sz="0" w:space="0" w:color="000000"/>
+              <w:right w:val="none" w:sz="0" w:space="0" w:color="000000"/>
+            </w:tcBorders>
+            <w:shd w:val="clear" w:color="auto" w:fill="FFFFFF"/>
+            <w:tcMar>
+              <w:top w:w="0" w:type="dxa"/>
+              <w:bottom w:w="0" w:type="dxa"/>
+              <w:left w:w="0" w:type="dxa"/>
+              <w:right w:w="0" w:type="dxa"/>
+            </w:tcMar>
+            <w:vAlign w:val="center"/>
+          </w:tcPr>
+          <w:p>
+            <w:pPr>
+              <w:pStyle w:val="Normal"/>
+              <w:jc w:val="left"/>
+              <w:pBdr>
+                <w:bottom w:val="none" w:sz="0" w:space="0" w:color="000000"/>
+                <w:top w:val="none" w:sz="0" w:space="0" w:color="000000"/>
+                <w:left w:val="none" w:sz="0" w:space="0" w:color="000000"/>
+                <w:right w:val="none" w:sz="0" w:space="0" w:color="000000"/>
+              </w:pBdr>
+              <w:spacing w:after="100" w:before="100" w:line="240"/>
+              <w:ind w:left="100" w:right="100" w:firstLine="0" w:firstLineChars="0"/>
+              <w:rPr>
+                <w:rFonts w:ascii="Helvetica" w:hAnsi="Helvetica" w:eastAsia="Helvetica" w:cs="Helvetica"/>
+                <w:i w:val="false"/>
+                <w:b w:val="false"/>
+                <w:u w:val="none"/>
+                <w:strike w:val="false"/>
+                <w:sz w:val="22"/>
+                <w:szCs w:val="22"/>
+                <w:color w:val="000000"/>
+              </w:rPr>
+            </w:pPr>
+            <w:r>
+              <w:rPr>
+                <w:rFonts w:ascii="Helvetica" w:hAnsi="Helvetica" w:eastAsia="Helvetica" w:cs="Helvetica"/>
+                <w:i w:val="false"/>
+                <w:b w:val="false"/>
+                <w:u w:val="none"/>
+                <w:strike w:val="false"/>
+                <w:sz w:val="22"/>
+                <w:szCs w:val="22"/>
+                <w:color w:val="000000"/>
+              </w:rPr>
+              <w:t xml:space="preserve">[18.5, 22.4]</w:t>
+            </w:r>
+          </w:p>
+        </w:tc>
+      </w:tr>
+      <w:tr>
+        <w:trPr>
+          <w:trHeight w:val="613" w:hRule="auto"/>
+        </w:trPr>
+        <w:tc>
+          <w:tcPr>
+            <w:tcBorders>
+              <w:bottom w:val="single" w:sz="12" w:space="0" w:color="666666"/>
+              <w:top w:val="none" w:sz="0" w:space="0" w:color="000000"/>
+              <w:left w:val="none" w:sz="0" w:space="0" w:color="000000"/>
+              <w:right w:val="none" w:sz="0" w:space="0" w:color="000000"/>
+            </w:tcBorders>
+            <w:shd w:val="clear" w:color="auto" w:fill="FFFFFF"/>
+            <w:tcMar>
+              <w:top w:w="0" w:type="dxa"/>
+              <w:bottom w:w="0" w:type="dxa"/>
+              <w:left w:w="0" w:type="dxa"/>
+              <w:right w:w="0" w:type="dxa"/>
+            </w:tcMar>
+            <w:vAlign w:val="center"/>
+          </w:tcPr>
+          <w:p>
+            <w:pPr>
+              <w:pStyle w:val="Normal"/>
+              <w:jc w:val="left"/>
+              <w:pBdr>
+                <w:bottom w:val="none" w:sz="0" w:space="0" w:color="000000"/>
+                <w:top w:val="none" w:sz="0" w:space="0" w:color="000000"/>
+                <w:left w:val="none" w:sz="0" w:space="0" w:color="000000"/>
+                <w:right w:val="none" w:sz="0" w:space="0" w:color="000000"/>
+              </w:pBdr>
+              <w:spacing w:after="100" w:before="100" w:line="240"/>
+              <w:ind w:left="100" w:right="100" w:firstLine="0" w:firstLineChars="0"/>
+              <w:rPr>
+                <w:rFonts w:ascii="Helvetica" w:hAnsi="Helvetica" w:eastAsia="Helvetica" w:cs="Helvetica"/>
+                <w:i w:val="false"/>
+                <w:b w:val="false"/>
+                <w:u w:val="none"/>
+                <w:strike w:val="false"/>
+                <w:sz w:val="22"/>
+                <w:szCs w:val="22"/>
+                <w:color w:val="000000"/>
+              </w:rPr>
+            </w:pPr>
+            <w:r>
+              <w:rPr>
+                <w:rFonts w:ascii="Helvetica" w:hAnsi="Helvetica" w:eastAsia="Helvetica" w:cs="Helvetica"/>
+                <w:i w:val="false"/>
+                <w:b w:val="false"/>
+                <w:u w:val="none"/>
+                <w:strike w:val="false"/>
+                <w:sz w:val="22"/>
+                <w:szCs w:val="22"/>
+                <w:color w:val="000000"/>
+              </w:rPr>
+              <w:t xml:space="preserve">CCC</w:t>
+            </w:r>
+          </w:p>
+        </w:tc>
+        <w:tc>
+          <w:tcPr>
+            <w:tcBorders>
+              <w:bottom w:val="single" w:sz="12" w:space="0" w:color="666666"/>
+              <w:top w:val="none" w:sz="0" w:space="0" w:color="000000"/>
+              <w:left w:val="none" w:sz="0" w:space="0" w:color="000000"/>
+              <w:right w:val="none" w:sz="0" w:space="0" w:color="000000"/>
+            </w:tcBorders>
+            <w:shd w:val="clear" w:color="auto" w:fill="FFFFFF"/>
+            <w:tcMar>
+              <w:top w:w="0" w:type="dxa"/>
+              <w:bottom w:w="0" w:type="dxa"/>
+              <w:left w:w="0" w:type="dxa"/>
+              <w:right w:w="0" w:type="dxa"/>
+            </w:tcMar>
+            <w:vAlign w:val="center"/>
+          </w:tcPr>
+          <w:p>
+            <w:pPr>
+              <w:pStyle w:val="Normal"/>
+              <w:jc w:val="right"/>
+              <w:pBdr>
+                <w:bottom w:val="none" w:sz="0" w:space="0" w:color="000000"/>
+                <w:top w:val="none" w:sz="0" w:space="0" w:color="000000"/>
+                <w:left w:val="none" w:sz="0" w:space="0" w:color="000000"/>
+                <w:right w:val="none" w:sz="0" w:space="0" w:color="000000"/>
+              </w:pBdr>
+              <w:spacing w:after="100" w:before="100" w:line="240"/>
+              <w:ind w:left="100" w:right="100" w:firstLine="0" w:firstLineChars="0"/>
+              <w:rPr>
+                <w:rFonts w:ascii="Helvetica" w:hAnsi="Helvetica" w:eastAsia="Helvetica" w:cs="Helvetica"/>
+                <w:i w:val="false"/>
+                <w:b w:val="false"/>
+                <w:u w:val="none"/>
+                <w:strike w:val="false"/>
+                <w:sz w:val="22"/>
+                <w:szCs w:val="22"/>
+                <w:color w:val="000000"/>
+              </w:rPr>
+            </w:pPr>
+            <w:r>
+              <w:rPr>
+                <w:rFonts w:ascii="Helvetica" w:hAnsi="Helvetica" w:eastAsia="Helvetica" w:cs="Helvetica"/>
+                <w:i w:val="false"/>
+                <w:b w:val="false"/>
+                <w:u w:val="none"/>
+                <w:strike w:val="false"/>
+                <w:sz w:val="22"/>
+                <w:szCs w:val="22"/>
+                <w:color w:val="000000"/>
+              </w:rPr>
+              <w:t xml:space="preserve">20.262</w:t>
+            </w:r>
+          </w:p>
+        </w:tc>
+        <w:tc>
+          <w:tcPr>
+            <w:tcBorders>
+              <w:bottom w:val="single" w:sz="12" w:space="0" w:color="666666"/>
+              <w:top w:val="none" w:sz="0" w:space="0" w:color="000000"/>
+              <w:left w:val="none" w:sz="0" w:space="0" w:color="000000"/>
+              <w:right w:val="none" w:sz="0" w:space="0" w:color="000000"/>
+            </w:tcBorders>
+            <w:shd w:val="clear" w:color="auto" w:fill="FFFFFF"/>
+            <w:tcMar>
+              <w:top w:w="0" w:type="dxa"/>
+              <w:bottom w:w="0" w:type="dxa"/>
+              <w:left w:w="0" w:type="dxa"/>
+              <w:right w:w="0" w:type="dxa"/>
+            </w:tcMar>
+            <w:vAlign w:val="center"/>
+          </w:tcPr>
+          <w:p>
+            <w:pPr>
+              <w:pStyle w:val="Normal"/>
+              <w:jc w:val="right"/>
+              <w:pBdr>
+                <w:bottom w:val="none" w:sz="0" w:space="0" w:color="000000"/>
+                <w:top w:val="none" w:sz="0" w:space="0" w:color="000000"/>
+                <w:left w:val="none" w:sz="0" w:space="0" w:color="000000"/>
+                <w:right w:val="none" w:sz="0" w:space="0" w:color="000000"/>
+              </w:pBdr>
+              <w:spacing w:after="100" w:before="100" w:line="240"/>
+              <w:ind w:left="100" w:right="100" w:firstLine="0" w:firstLineChars="0"/>
+              <w:rPr>
+                <w:rFonts w:ascii="Helvetica" w:hAnsi="Helvetica" w:eastAsia="Helvetica" w:cs="Helvetica"/>
+                <w:i w:val="false"/>
+                <w:b w:val="false"/>
+                <w:u w:val="none"/>
+                <w:strike w:val="false"/>
+                <w:sz w:val="22"/>
+                <w:szCs w:val="22"/>
+                <w:color w:val="000000"/>
+              </w:rPr>
+            </w:pPr>
+            <w:r>
+              <w:rPr>
+                <w:rFonts w:ascii="Helvetica" w:hAnsi="Helvetica" w:eastAsia="Helvetica" w:cs="Helvetica"/>
+                <w:i w:val="false"/>
+                <w:b w:val="false"/>
+                <w:u w:val="none"/>
+                <w:strike w:val="false"/>
+                <w:sz w:val="22"/>
+                <w:szCs w:val="22"/>
+                <w:color w:val="000000"/>
+              </w:rPr>
+              <w:t xml:space="preserve">0.927</w:t>
+            </w:r>
+          </w:p>
+        </w:tc>
+        <w:tc>
+          <w:tcPr>
+            <w:tcBorders>
+              <w:bottom w:val="single" w:sz="12" w:space="0" w:color="666666"/>
+              <w:top w:val="none" w:sz="0" w:space="0" w:color="000000"/>
+              <w:left w:val="none" w:sz="0" w:space="0" w:color="000000"/>
+              <w:right w:val="none" w:sz="0" w:space="0" w:color="000000"/>
+            </w:tcBorders>
+            <w:shd w:val="clear" w:color="auto" w:fill="FFFFFF"/>
+            <w:tcMar>
+              <w:top w:w="0" w:type="dxa"/>
+              <w:bottom w:w="0" w:type="dxa"/>
+              <w:left w:w="0" w:type="dxa"/>
+              <w:right w:w="0" w:type="dxa"/>
+            </w:tcMar>
+            <w:vAlign w:val="center"/>
+          </w:tcPr>
+          <w:p>
+            <w:pPr>
+              <w:pStyle w:val="Normal"/>
+              <w:jc w:val="left"/>
+              <w:pBdr>
+                <w:bottom w:val="none" w:sz="0" w:space="0" w:color="000000"/>
+                <w:top w:val="none" w:sz="0" w:space="0" w:color="000000"/>
+                <w:left w:val="none" w:sz="0" w:space="0" w:color="000000"/>
+                <w:right w:val="none" w:sz="0" w:space="0" w:color="000000"/>
+              </w:pBdr>
+              <w:spacing w:after="100" w:before="100" w:line="240"/>
+              <w:ind w:left="100" w:right="100" w:firstLine="0" w:firstLineChars="0"/>
+              <w:rPr>
+                <w:rFonts w:ascii="Helvetica" w:hAnsi="Helvetica" w:eastAsia="Helvetica" w:cs="Helvetica"/>
+                <w:i w:val="false"/>
+                <w:b w:val="false"/>
+                <w:u w:val="none"/>
+                <w:strike w:val="false"/>
+                <w:sz w:val="22"/>
+                <w:szCs w:val="22"/>
+                <w:color w:val="000000"/>
+              </w:rPr>
+            </w:pPr>
+            <w:r>
+              <w:rPr>
+                <w:rFonts w:ascii="Helvetica" w:hAnsi="Helvetica" w:eastAsia="Helvetica" w:cs="Helvetica"/>
+                <w:i w:val="false"/>
+                <w:b w:val="false"/>
+                <w:u w:val="none"/>
+                <w:strike w:val="false"/>
+                <w:sz w:val="22"/>
+                <w:szCs w:val="22"/>
+                <w:color w:val="000000"/>
+              </w:rPr>
+              <w:t xml:space="preserve">[18.5, 22.2]</w:t>
             </w:r>
           </w:p>
         </w:tc>
@@ -5351,6 +6506,1161 @@
                 <w:color w:val="000000"/>
               </w:rPr>
               <w:t xml:space="preserve">&lt; .001</w:t>
+            </w:r>
+          </w:p>
+        </w:tc>
+      </w:tr>
+    </w:tbl>
+    <w:p>
+      <w:pPr>
+        <w:pStyle w:val="Normal"/>
+      </w:pPr>
+      <w:r>
+        <w:t xml:space="preserve"/>
+      </w:r>
+    </w:p>
+    <w:p>
+      <w:pPr>
+        <w:pStyle w:val="Titre2"/>
+      </w:pPr>
+      <w:r>
+        <w:t xml:space="preserve">Estimated Marginal Means (predicted attempt count)</w:t>
+      </w:r>
+    </w:p>
+    <w:tbl xmlns:a="http://schemas.openxmlformats.org/drawingml/2006/main" xmlns:pic="http://schemas.openxmlformats.org/drawingml/2006/picture">
+      <w:tblPr>
+        <w:tblLayout w:type="fixed"/>
+        <w:jc w:val="center"/>
+        <w:tblLook w:firstRow="1" w:lastRow="0" w:firstColumn="0" w:lastColumn="0" w:noHBand="0" w:noVBand="1"/>
+      </w:tblPr>
+      <w:tblGrid>
+        <w:gridCol w:w="1340"/>
+        <w:gridCol w:w="1866"/>
+        <w:gridCol w:w="961"/>
+        <w:gridCol w:w="1512"/>
+      </w:tblGrid>
+      <w:tr>
+        <w:trPr>
+          <w:trHeight w:val="614" w:hRule="auto"/>
+          <w:tblHeader/>
+        </w:trPr>
+        <w:tc>
+          <w:tcPr>
+            <w:tcBorders>
+              <w:bottom w:val="single" w:sz="12" w:space="0" w:color="666666"/>
+              <w:top w:val="single" w:sz="12" w:space="0" w:color="666666"/>
+              <w:left w:val="none" w:sz="0" w:space="0" w:color="000000"/>
+              <w:right w:val="none" w:sz="0" w:space="0" w:color="000000"/>
+            </w:tcBorders>
+            <w:shd w:val="clear" w:color="auto" w:fill="FFFFFF"/>
+            <w:tcMar>
+              <w:top w:w="0" w:type="dxa"/>
+              <w:bottom w:w="0" w:type="dxa"/>
+              <w:left w:w="0" w:type="dxa"/>
+              <w:right w:w="0" w:type="dxa"/>
+            </w:tcMar>
+            <w:vAlign w:val="center"/>
+          </w:tcPr>
+          <w:p>
+            <w:pPr>
+              <w:pStyle w:val="Normal"/>
+              <w:jc w:val="left"/>
+              <w:pBdr>
+                <w:bottom w:val="none" w:sz="0" w:space="0" w:color="000000"/>
+                <w:top w:val="none" w:sz="0" w:space="0" w:color="000000"/>
+                <w:left w:val="none" w:sz="0" w:space="0" w:color="000000"/>
+                <w:right w:val="none" w:sz="0" w:space="0" w:color="000000"/>
+              </w:pBdr>
+              <w:spacing w:after="100" w:before="100" w:line="240"/>
+              <w:ind w:left="100" w:right="100" w:firstLine="0" w:firstLineChars="0"/>
+              <w:rPr>
+                <w:rFonts w:ascii="Helvetica" w:hAnsi="Helvetica" w:eastAsia="Helvetica" w:cs="Helvetica"/>
+                <w:i w:val="false"/>
+                <w:b w:val="false"/>
+                <w:u w:val="none"/>
+                <w:strike w:val="false"/>
+                <w:sz w:val="22"/>
+                <w:szCs w:val="22"/>
+                <w:color w:val="000000"/>
+              </w:rPr>
+            </w:pPr>
+            <w:r>
+              <w:rPr>
+                <w:rFonts w:ascii="Helvetica" w:hAnsi="Helvetica" w:eastAsia="Helvetica" w:cs="Helvetica"/>
+                <w:i w:val="false"/>
+                <w:b w:val="false"/>
+                <w:u w:val="none"/>
+                <w:strike w:val="false"/>
+                <w:sz w:val="22"/>
+                <w:szCs w:val="22"/>
+                <w:color w:val="000000"/>
+              </w:rPr>
+              <w:t xml:space="preserve">Condition</w:t>
+            </w:r>
+          </w:p>
+        </w:tc>
+        <w:tc>
+          <w:tcPr>
+            <w:tcBorders>
+              <w:bottom w:val="single" w:sz="12" w:space="0" w:color="666666"/>
+              <w:top w:val="single" w:sz="12" w:space="0" w:color="666666"/>
+              <w:left w:val="none" w:sz="0" w:space="0" w:color="000000"/>
+              <w:right w:val="none" w:sz="0" w:space="0" w:color="000000"/>
+            </w:tcBorders>
+            <w:shd w:val="clear" w:color="auto" w:fill="FFFFFF"/>
+            <w:tcMar>
+              <w:top w:w="0" w:type="dxa"/>
+              <w:bottom w:w="0" w:type="dxa"/>
+              <w:left w:w="0" w:type="dxa"/>
+              <w:right w:w="0" w:type="dxa"/>
+            </w:tcMar>
+            <w:vAlign w:val="center"/>
+          </w:tcPr>
+          <w:p>
+            <w:pPr>
+              <w:pStyle w:val="Normal"/>
+              <w:jc w:val="right"/>
+              <w:pBdr>
+                <w:bottom w:val="none" w:sz="0" w:space="0" w:color="000000"/>
+                <w:top w:val="none" w:sz="0" w:space="0" w:color="000000"/>
+                <w:left w:val="none" w:sz="0" w:space="0" w:color="000000"/>
+                <w:right w:val="none" w:sz="0" w:space="0" w:color="000000"/>
+              </w:pBdr>
+              <w:spacing w:after="100" w:before="100" w:line="240"/>
+              <w:ind w:left="100" w:right="100" w:firstLine="0" w:firstLineChars="0"/>
+              <w:rPr>
+                <w:rFonts w:ascii="Helvetica" w:hAnsi="Helvetica" w:eastAsia="Helvetica" w:cs="Helvetica"/>
+                <w:i w:val="false"/>
+                <w:b w:val="false"/>
+                <w:u w:val="none"/>
+                <w:strike w:val="false"/>
+                <w:sz w:val="22"/>
+                <w:szCs w:val="22"/>
+                <w:color w:val="000000"/>
+              </w:rPr>
+            </w:pPr>
+            <w:r>
+              <w:rPr>
+                <w:rFonts w:ascii="Helvetica" w:hAnsi="Helvetica" w:eastAsia="Helvetica" w:cs="Helvetica"/>
+                <w:i w:val="false"/>
+                <w:b w:val="false"/>
+                <w:u w:val="none"/>
+                <w:strike w:val="false"/>
+                <w:sz w:val="22"/>
+                <w:szCs w:val="22"/>
+                <w:color w:val="000000"/>
+              </w:rPr>
+              <w:t xml:space="preserve">Mean attempts</w:t>
+            </w:r>
+          </w:p>
+        </w:tc>
+        <w:tc>
+          <w:tcPr>
+            <w:tcBorders>
+              <w:bottom w:val="single" w:sz="12" w:space="0" w:color="666666"/>
+              <w:top w:val="single" w:sz="12" w:space="0" w:color="666666"/>
+              <w:left w:val="none" w:sz="0" w:space="0" w:color="000000"/>
+              <w:right w:val="none" w:sz="0" w:space="0" w:color="000000"/>
+            </w:tcBorders>
+            <w:shd w:val="clear" w:color="auto" w:fill="FFFFFF"/>
+            <w:tcMar>
+              <w:top w:w="0" w:type="dxa"/>
+              <w:bottom w:w="0" w:type="dxa"/>
+              <w:left w:w="0" w:type="dxa"/>
+              <w:right w:w="0" w:type="dxa"/>
+            </w:tcMar>
+            <w:vAlign w:val="center"/>
+          </w:tcPr>
+          <w:p>
+            <w:pPr>
+              <w:pStyle w:val="Normal"/>
+              <w:jc w:val="right"/>
+              <w:pBdr>
+                <w:bottom w:val="none" w:sz="0" w:space="0" w:color="000000"/>
+                <w:top w:val="none" w:sz="0" w:space="0" w:color="000000"/>
+                <w:left w:val="none" w:sz="0" w:space="0" w:color="000000"/>
+                <w:right w:val="none" w:sz="0" w:space="0" w:color="000000"/>
+              </w:pBdr>
+              <w:spacing w:after="100" w:before="100" w:line="240"/>
+              <w:ind w:left="100" w:right="100" w:firstLine="0" w:firstLineChars="0"/>
+              <w:rPr>
+                <w:rFonts w:ascii="Helvetica" w:hAnsi="Helvetica" w:eastAsia="Helvetica" w:cs="Helvetica"/>
+                <w:i w:val="false"/>
+                <w:b w:val="false"/>
+                <w:u w:val="none"/>
+                <w:strike w:val="false"/>
+                <w:sz w:val="22"/>
+                <w:szCs w:val="22"/>
+                <w:color w:val="000000"/>
+              </w:rPr>
+            </w:pPr>
+            <w:r>
+              <w:rPr>
+                <w:rFonts w:ascii="Helvetica" w:hAnsi="Helvetica" w:eastAsia="Helvetica" w:cs="Helvetica"/>
+                <w:i w:val="false"/>
+                <w:b w:val="false"/>
+                <w:u w:val="none"/>
+                <w:strike w:val="false"/>
+                <w:sz w:val="22"/>
+                <w:szCs w:val="22"/>
+                <w:color w:val="000000"/>
+              </w:rPr>
+              <w:t xml:space="preserve">SE</w:t>
+            </w:r>
+          </w:p>
+        </w:tc>
+        <w:tc>
+          <w:tcPr>
+            <w:tcBorders>
+              <w:bottom w:val="single" w:sz="12" w:space="0" w:color="666666"/>
+              <w:top w:val="single" w:sz="12" w:space="0" w:color="666666"/>
+              <w:left w:val="none" w:sz="0" w:space="0" w:color="000000"/>
+              <w:right w:val="none" w:sz="0" w:space="0" w:color="000000"/>
+            </w:tcBorders>
+            <w:shd w:val="clear" w:color="auto" w:fill="FFFFFF"/>
+            <w:tcMar>
+              <w:top w:w="0" w:type="dxa"/>
+              <w:bottom w:w="0" w:type="dxa"/>
+              <w:left w:w="0" w:type="dxa"/>
+              <w:right w:w="0" w:type="dxa"/>
+            </w:tcMar>
+            <w:vAlign w:val="center"/>
+          </w:tcPr>
+          <w:p>
+            <w:pPr>
+              <w:pStyle w:val="Normal"/>
+              <w:jc w:val="left"/>
+              <w:pBdr>
+                <w:bottom w:val="none" w:sz="0" w:space="0" w:color="000000"/>
+                <w:top w:val="none" w:sz="0" w:space="0" w:color="000000"/>
+                <w:left w:val="none" w:sz="0" w:space="0" w:color="000000"/>
+                <w:right w:val="none" w:sz="0" w:space="0" w:color="000000"/>
+              </w:pBdr>
+              <w:spacing w:after="100" w:before="100" w:line="240"/>
+              <w:ind w:left="100" w:right="100" w:firstLine="0" w:firstLineChars="0"/>
+              <w:rPr>
+                <w:rFonts w:ascii="Helvetica" w:hAnsi="Helvetica" w:eastAsia="Helvetica" w:cs="Helvetica"/>
+                <w:i w:val="false"/>
+                <w:b w:val="false"/>
+                <w:u w:val="none"/>
+                <w:strike w:val="false"/>
+                <w:sz w:val="22"/>
+                <w:szCs w:val="22"/>
+                <w:color w:val="000000"/>
+              </w:rPr>
+            </w:pPr>
+            <w:r>
+              <w:rPr>
+                <w:rFonts w:ascii="Helvetica" w:hAnsi="Helvetica" w:eastAsia="Helvetica" w:cs="Helvetica"/>
+                <w:i w:val="false"/>
+                <w:b w:val="false"/>
+                <w:u w:val="none"/>
+                <w:strike w:val="false"/>
+                <w:sz w:val="22"/>
+                <w:szCs w:val="22"/>
+                <w:color w:val="000000"/>
+              </w:rPr>
+              <w:t xml:space="preserve">95% CI</w:t>
+            </w:r>
+          </w:p>
+        </w:tc>
+      </w:tr>
+      <w:tr>
+        <w:trPr>
+          <w:trHeight w:val="613" w:hRule="auto"/>
+        </w:trPr>
+        <w:tc>
+          <w:tcPr>
+            <w:tcBorders>
+              <w:bottom w:val="none" w:sz="0" w:space="0" w:color="000000"/>
+              <w:top w:val="single" w:sz="12" w:space="0" w:color="666666"/>
+              <w:left w:val="none" w:sz="0" w:space="0" w:color="000000"/>
+              <w:right w:val="none" w:sz="0" w:space="0" w:color="000000"/>
+            </w:tcBorders>
+            <w:shd w:val="clear" w:color="auto" w:fill="FFFFFF"/>
+            <w:tcMar>
+              <w:top w:w="0" w:type="dxa"/>
+              <w:bottom w:w="0" w:type="dxa"/>
+              <w:left w:w="0" w:type="dxa"/>
+              <w:right w:w="0" w:type="dxa"/>
+            </w:tcMar>
+            <w:vAlign w:val="center"/>
+          </w:tcPr>
+          <w:p>
+            <w:pPr>
+              <w:pStyle w:val="Normal"/>
+              <w:jc w:val="left"/>
+              <w:pBdr>
+                <w:bottom w:val="none" w:sz="0" w:space="0" w:color="000000"/>
+                <w:top w:val="none" w:sz="0" w:space="0" w:color="000000"/>
+                <w:left w:val="none" w:sz="0" w:space="0" w:color="000000"/>
+                <w:right w:val="none" w:sz="0" w:space="0" w:color="000000"/>
+              </w:pBdr>
+              <w:spacing w:after="100" w:before="100" w:line="240"/>
+              <w:ind w:left="100" w:right="100" w:firstLine="0" w:firstLineChars="0"/>
+              <w:rPr>
+                <w:rFonts w:ascii="Helvetica" w:hAnsi="Helvetica" w:eastAsia="Helvetica" w:cs="Helvetica"/>
+                <w:i w:val="false"/>
+                <w:b w:val="false"/>
+                <w:u w:val="none"/>
+                <w:strike w:val="false"/>
+                <w:sz w:val="22"/>
+                <w:szCs w:val="22"/>
+                <w:color w:val="000000"/>
+              </w:rPr>
+            </w:pPr>
+            <w:r>
+              <w:rPr>
+                <w:rFonts w:ascii="Helvetica" w:hAnsi="Helvetica" w:eastAsia="Helvetica" w:cs="Helvetica"/>
+                <w:i w:val="false"/>
+                <w:b w:val="false"/>
+                <w:u w:val="none"/>
+                <w:strike w:val="false"/>
+                <w:sz w:val="22"/>
+                <w:szCs w:val="22"/>
+                <w:color w:val="000000"/>
+              </w:rPr>
+              <w:t xml:space="preserve">ABC</w:t>
+            </w:r>
+          </w:p>
+        </w:tc>
+        <w:tc>
+          <w:tcPr>
+            <w:tcBorders>
+              <w:bottom w:val="none" w:sz="0" w:space="0" w:color="000000"/>
+              <w:top w:val="single" w:sz="12" w:space="0" w:color="666666"/>
+              <w:left w:val="none" w:sz="0" w:space="0" w:color="000000"/>
+              <w:right w:val="none" w:sz="0" w:space="0" w:color="000000"/>
+            </w:tcBorders>
+            <w:shd w:val="clear" w:color="auto" w:fill="FFFFFF"/>
+            <w:tcMar>
+              <w:top w:w="0" w:type="dxa"/>
+              <w:bottom w:w="0" w:type="dxa"/>
+              <w:left w:w="0" w:type="dxa"/>
+              <w:right w:w="0" w:type="dxa"/>
+            </w:tcMar>
+            <w:vAlign w:val="center"/>
+          </w:tcPr>
+          <w:p>
+            <w:pPr>
+              <w:pStyle w:val="Normal"/>
+              <w:jc w:val="right"/>
+              <w:pBdr>
+                <w:bottom w:val="none" w:sz="0" w:space="0" w:color="000000"/>
+                <w:top w:val="none" w:sz="0" w:space="0" w:color="000000"/>
+                <w:left w:val="none" w:sz="0" w:space="0" w:color="000000"/>
+                <w:right w:val="none" w:sz="0" w:space="0" w:color="000000"/>
+              </w:pBdr>
+              <w:spacing w:after="100" w:before="100" w:line="240"/>
+              <w:ind w:left="100" w:right="100" w:firstLine="0" w:firstLineChars="0"/>
+              <w:rPr>
+                <w:rFonts w:ascii="Helvetica" w:hAnsi="Helvetica" w:eastAsia="Helvetica" w:cs="Helvetica"/>
+                <w:i w:val="false"/>
+                <w:b w:val="false"/>
+                <w:u w:val="none"/>
+                <w:strike w:val="false"/>
+                <w:sz w:val="22"/>
+                <w:szCs w:val="22"/>
+                <w:color w:val="000000"/>
+              </w:rPr>
+            </w:pPr>
+            <w:r>
+              <w:rPr>
+                <w:rFonts w:ascii="Helvetica" w:hAnsi="Helvetica" w:eastAsia="Helvetica" w:cs="Helvetica"/>
+                <w:i w:val="false"/>
+                <w:b w:val="false"/>
+                <w:u w:val="none"/>
+                <w:strike w:val="false"/>
+                <w:sz w:val="22"/>
+                <w:szCs w:val="22"/>
+                <w:color w:val="000000"/>
+              </w:rPr>
+              <w:t xml:space="preserve">73.858</w:t>
+            </w:r>
+          </w:p>
+        </w:tc>
+        <w:tc>
+          <w:tcPr>
+            <w:tcBorders>
+              <w:bottom w:val="none" w:sz="0" w:space="0" w:color="000000"/>
+              <w:top w:val="single" w:sz="12" w:space="0" w:color="666666"/>
+              <w:left w:val="none" w:sz="0" w:space="0" w:color="000000"/>
+              <w:right w:val="none" w:sz="0" w:space="0" w:color="000000"/>
+            </w:tcBorders>
+            <w:shd w:val="clear" w:color="auto" w:fill="FFFFFF"/>
+            <w:tcMar>
+              <w:top w:w="0" w:type="dxa"/>
+              <w:bottom w:w="0" w:type="dxa"/>
+              <w:left w:w="0" w:type="dxa"/>
+              <w:right w:w="0" w:type="dxa"/>
+            </w:tcMar>
+            <w:vAlign w:val="center"/>
+          </w:tcPr>
+          <w:p>
+            <w:pPr>
+              <w:pStyle w:val="Normal"/>
+              <w:jc w:val="right"/>
+              <w:pBdr>
+                <w:bottom w:val="none" w:sz="0" w:space="0" w:color="000000"/>
+                <w:top w:val="none" w:sz="0" w:space="0" w:color="000000"/>
+                <w:left w:val="none" w:sz="0" w:space="0" w:color="000000"/>
+                <w:right w:val="none" w:sz="0" w:space="0" w:color="000000"/>
+              </w:pBdr>
+              <w:spacing w:after="100" w:before="100" w:line="240"/>
+              <w:ind w:left="100" w:right="100" w:firstLine="0" w:firstLineChars="0"/>
+              <w:rPr>
+                <w:rFonts w:ascii="Helvetica" w:hAnsi="Helvetica" w:eastAsia="Helvetica" w:cs="Helvetica"/>
+                <w:i w:val="false"/>
+                <w:b w:val="false"/>
+                <w:u w:val="none"/>
+                <w:strike w:val="false"/>
+                <w:sz w:val="22"/>
+                <w:szCs w:val="22"/>
+                <w:color w:val="000000"/>
+              </w:rPr>
+            </w:pPr>
+            <w:r>
+              <w:rPr>
+                <w:rFonts w:ascii="Helvetica" w:hAnsi="Helvetica" w:eastAsia="Helvetica" w:cs="Helvetica"/>
+                <w:i w:val="false"/>
+                <w:b w:val="false"/>
+                <w:u w:val="none"/>
+                <w:strike w:val="false"/>
+                <w:sz w:val="22"/>
+                <w:szCs w:val="22"/>
+                <w:color w:val="000000"/>
+              </w:rPr>
+              <w:t xml:space="preserve">4.722</w:t>
+            </w:r>
+          </w:p>
+        </w:tc>
+        <w:tc>
+          <w:tcPr>
+            <w:tcBorders>
+              <w:bottom w:val="none" w:sz="0" w:space="0" w:color="000000"/>
+              <w:top w:val="single" w:sz="12" w:space="0" w:color="666666"/>
+              <w:left w:val="none" w:sz="0" w:space="0" w:color="000000"/>
+              <w:right w:val="none" w:sz="0" w:space="0" w:color="000000"/>
+            </w:tcBorders>
+            <w:shd w:val="clear" w:color="auto" w:fill="FFFFFF"/>
+            <w:tcMar>
+              <w:top w:w="0" w:type="dxa"/>
+              <w:bottom w:w="0" w:type="dxa"/>
+              <w:left w:w="0" w:type="dxa"/>
+              <w:right w:w="0" w:type="dxa"/>
+            </w:tcMar>
+            <w:vAlign w:val="center"/>
+          </w:tcPr>
+          <w:p>
+            <w:pPr>
+              <w:pStyle w:val="Normal"/>
+              <w:jc w:val="left"/>
+              <w:pBdr>
+                <w:bottom w:val="none" w:sz="0" w:space="0" w:color="000000"/>
+                <w:top w:val="none" w:sz="0" w:space="0" w:color="000000"/>
+                <w:left w:val="none" w:sz="0" w:space="0" w:color="000000"/>
+                <w:right w:val="none" w:sz="0" w:space="0" w:color="000000"/>
+              </w:pBdr>
+              <w:spacing w:after="100" w:before="100" w:line="240"/>
+              <w:ind w:left="100" w:right="100" w:firstLine="0" w:firstLineChars="0"/>
+              <w:rPr>
+                <w:rFonts w:ascii="Helvetica" w:hAnsi="Helvetica" w:eastAsia="Helvetica" w:cs="Helvetica"/>
+                <w:i w:val="false"/>
+                <w:b w:val="false"/>
+                <w:u w:val="none"/>
+                <w:strike w:val="false"/>
+                <w:sz w:val="22"/>
+                <w:szCs w:val="22"/>
+                <w:color w:val="000000"/>
+              </w:rPr>
+            </w:pPr>
+            <w:r>
+              <w:rPr>
+                <w:rFonts w:ascii="Helvetica" w:hAnsi="Helvetica" w:eastAsia="Helvetica" w:cs="Helvetica"/>
+                <w:i w:val="false"/>
+                <w:b w:val="false"/>
+                <w:u w:val="none"/>
+                <w:strike w:val="false"/>
+                <w:sz w:val="22"/>
+                <w:szCs w:val="22"/>
+                <w:color w:val="000000"/>
+              </w:rPr>
+              <w:t xml:space="preserve">[65.2, 83.7]</w:t>
+            </w:r>
+          </w:p>
+        </w:tc>
+      </w:tr>
+      <w:tr>
+        <w:trPr>
+          <w:trHeight w:val="613" w:hRule="auto"/>
+        </w:trPr>
+        <w:tc>
+          <w:tcPr>
+            <w:tcBorders>
+              <w:bottom w:val="none" w:sz="0" w:space="0" w:color="000000"/>
+              <w:top w:val="none" w:sz="0" w:space="0" w:color="000000"/>
+              <w:left w:val="none" w:sz="0" w:space="0" w:color="000000"/>
+              <w:right w:val="none" w:sz="0" w:space="0" w:color="000000"/>
+            </w:tcBorders>
+            <w:shd w:val="clear" w:color="auto" w:fill="FFFFFF"/>
+            <w:tcMar>
+              <w:top w:w="0" w:type="dxa"/>
+              <w:bottom w:w="0" w:type="dxa"/>
+              <w:left w:w="0" w:type="dxa"/>
+              <w:right w:w="0" w:type="dxa"/>
+            </w:tcMar>
+            <w:vAlign w:val="center"/>
+          </w:tcPr>
+          <w:p>
+            <w:pPr>
+              <w:pStyle w:val="Normal"/>
+              <w:jc w:val="left"/>
+              <w:pBdr>
+                <w:bottom w:val="none" w:sz="0" w:space="0" w:color="000000"/>
+                <w:top w:val="none" w:sz="0" w:space="0" w:color="000000"/>
+                <w:left w:val="none" w:sz="0" w:space="0" w:color="000000"/>
+                <w:right w:val="none" w:sz="0" w:space="0" w:color="000000"/>
+              </w:pBdr>
+              <w:spacing w:after="100" w:before="100" w:line="240"/>
+              <w:ind w:left="100" w:right="100" w:firstLine="0" w:firstLineChars="0"/>
+              <w:rPr>
+                <w:rFonts w:ascii="Helvetica" w:hAnsi="Helvetica" w:eastAsia="Helvetica" w:cs="Helvetica"/>
+                <w:i w:val="false"/>
+                <w:b w:val="false"/>
+                <w:u w:val="none"/>
+                <w:strike w:val="false"/>
+                <w:sz w:val="22"/>
+                <w:szCs w:val="22"/>
+                <w:color w:val="000000"/>
+              </w:rPr>
+            </w:pPr>
+            <w:r>
+              <w:rPr>
+                <w:rFonts w:ascii="Helvetica" w:hAnsi="Helvetica" w:eastAsia="Helvetica" w:cs="Helvetica"/>
+                <w:i w:val="false"/>
+                <w:b w:val="false"/>
+                <w:u w:val="none"/>
+                <w:strike w:val="false"/>
+                <w:sz w:val="22"/>
+                <w:szCs w:val="22"/>
+                <w:color w:val="000000"/>
+              </w:rPr>
+              <w:t xml:space="preserve">ACC</w:t>
+            </w:r>
+          </w:p>
+        </w:tc>
+        <w:tc>
+          <w:tcPr>
+            <w:tcBorders>
+              <w:bottom w:val="none" w:sz="0" w:space="0" w:color="000000"/>
+              <w:top w:val="none" w:sz="0" w:space="0" w:color="000000"/>
+              <w:left w:val="none" w:sz="0" w:space="0" w:color="000000"/>
+              <w:right w:val="none" w:sz="0" w:space="0" w:color="000000"/>
+            </w:tcBorders>
+            <w:shd w:val="clear" w:color="auto" w:fill="FFFFFF"/>
+            <w:tcMar>
+              <w:top w:w="0" w:type="dxa"/>
+              <w:bottom w:w="0" w:type="dxa"/>
+              <w:left w:w="0" w:type="dxa"/>
+              <w:right w:w="0" w:type="dxa"/>
+            </w:tcMar>
+            <w:vAlign w:val="center"/>
+          </w:tcPr>
+          <w:p>
+            <w:pPr>
+              <w:pStyle w:val="Normal"/>
+              <w:jc w:val="right"/>
+              <w:pBdr>
+                <w:bottom w:val="none" w:sz="0" w:space="0" w:color="000000"/>
+                <w:top w:val="none" w:sz="0" w:space="0" w:color="000000"/>
+                <w:left w:val="none" w:sz="0" w:space="0" w:color="000000"/>
+                <w:right w:val="none" w:sz="0" w:space="0" w:color="000000"/>
+              </w:pBdr>
+              <w:spacing w:after="100" w:before="100" w:line="240"/>
+              <w:ind w:left="100" w:right="100" w:firstLine="0" w:firstLineChars="0"/>
+              <w:rPr>
+                <w:rFonts w:ascii="Helvetica" w:hAnsi="Helvetica" w:eastAsia="Helvetica" w:cs="Helvetica"/>
+                <w:i w:val="false"/>
+                <w:b w:val="false"/>
+                <w:u w:val="none"/>
+                <w:strike w:val="false"/>
+                <w:sz w:val="22"/>
+                <w:szCs w:val="22"/>
+                <w:color w:val="000000"/>
+              </w:rPr>
+            </w:pPr>
+            <w:r>
+              <w:rPr>
+                <w:rFonts w:ascii="Helvetica" w:hAnsi="Helvetica" w:eastAsia="Helvetica" w:cs="Helvetica"/>
+                <w:i w:val="false"/>
+                <w:b w:val="false"/>
+                <w:u w:val="none"/>
+                <w:strike w:val="false"/>
+                <w:sz w:val="22"/>
+                <w:szCs w:val="22"/>
+                <w:color w:val="000000"/>
+              </w:rPr>
+              <w:t xml:space="preserve">60.111</w:t>
+            </w:r>
+          </w:p>
+        </w:tc>
+        <w:tc>
+          <w:tcPr>
+            <w:tcBorders>
+              <w:bottom w:val="none" w:sz="0" w:space="0" w:color="000000"/>
+              <w:top w:val="none" w:sz="0" w:space="0" w:color="000000"/>
+              <w:left w:val="none" w:sz="0" w:space="0" w:color="000000"/>
+              <w:right w:val="none" w:sz="0" w:space="0" w:color="000000"/>
+            </w:tcBorders>
+            <w:shd w:val="clear" w:color="auto" w:fill="FFFFFF"/>
+            <w:tcMar>
+              <w:top w:w="0" w:type="dxa"/>
+              <w:bottom w:w="0" w:type="dxa"/>
+              <w:left w:w="0" w:type="dxa"/>
+              <w:right w:w="0" w:type="dxa"/>
+            </w:tcMar>
+            <w:vAlign w:val="center"/>
+          </w:tcPr>
+          <w:p>
+            <w:pPr>
+              <w:pStyle w:val="Normal"/>
+              <w:jc w:val="right"/>
+              <w:pBdr>
+                <w:bottom w:val="none" w:sz="0" w:space="0" w:color="000000"/>
+                <w:top w:val="none" w:sz="0" w:space="0" w:color="000000"/>
+                <w:left w:val="none" w:sz="0" w:space="0" w:color="000000"/>
+                <w:right w:val="none" w:sz="0" w:space="0" w:color="000000"/>
+              </w:pBdr>
+              <w:spacing w:after="100" w:before="100" w:line="240"/>
+              <w:ind w:left="100" w:right="100" w:firstLine="0" w:firstLineChars="0"/>
+              <w:rPr>
+                <w:rFonts w:ascii="Helvetica" w:hAnsi="Helvetica" w:eastAsia="Helvetica" w:cs="Helvetica"/>
+                <w:i w:val="false"/>
+                <w:b w:val="false"/>
+                <w:u w:val="none"/>
+                <w:strike w:val="false"/>
+                <w:sz w:val="22"/>
+                <w:szCs w:val="22"/>
+                <w:color w:val="000000"/>
+              </w:rPr>
+            </w:pPr>
+            <w:r>
+              <w:rPr>
+                <w:rFonts w:ascii="Helvetica" w:hAnsi="Helvetica" w:eastAsia="Helvetica" w:cs="Helvetica"/>
+                <w:i w:val="false"/>
+                <w:b w:val="false"/>
+                <w:u w:val="none"/>
+                <w:strike w:val="false"/>
+                <w:sz w:val="22"/>
+                <w:szCs w:val="22"/>
+                <w:color w:val="000000"/>
+              </w:rPr>
+              <w:t xml:space="preserve">3.774</w:t>
+            </w:r>
+          </w:p>
+        </w:tc>
+        <w:tc>
+          <w:tcPr>
+            <w:tcBorders>
+              <w:bottom w:val="none" w:sz="0" w:space="0" w:color="000000"/>
+              <w:top w:val="none" w:sz="0" w:space="0" w:color="000000"/>
+              <w:left w:val="none" w:sz="0" w:space="0" w:color="000000"/>
+              <w:right w:val="none" w:sz="0" w:space="0" w:color="000000"/>
+            </w:tcBorders>
+            <w:shd w:val="clear" w:color="auto" w:fill="FFFFFF"/>
+            <w:tcMar>
+              <w:top w:w="0" w:type="dxa"/>
+              <w:bottom w:w="0" w:type="dxa"/>
+              <w:left w:w="0" w:type="dxa"/>
+              <w:right w:w="0" w:type="dxa"/>
+            </w:tcMar>
+            <w:vAlign w:val="center"/>
+          </w:tcPr>
+          <w:p>
+            <w:pPr>
+              <w:pStyle w:val="Normal"/>
+              <w:jc w:val="left"/>
+              <w:pBdr>
+                <w:bottom w:val="none" w:sz="0" w:space="0" w:color="000000"/>
+                <w:top w:val="none" w:sz="0" w:space="0" w:color="000000"/>
+                <w:left w:val="none" w:sz="0" w:space="0" w:color="000000"/>
+                <w:right w:val="none" w:sz="0" w:space="0" w:color="000000"/>
+              </w:pBdr>
+              <w:spacing w:after="100" w:before="100" w:line="240"/>
+              <w:ind w:left="100" w:right="100" w:firstLine="0" w:firstLineChars="0"/>
+              <w:rPr>
+                <w:rFonts w:ascii="Helvetica" w:hAnsi="Helvetica" w:eastAsia="Helvetica" w:cs="Helvetica"/>
+                <w:i w:val="false"/>
+                <w:b w:val="false"/>
+                <w:u w:val="none"/>
+                <w:strike w:val="false"/>
+                <w:sz w:val="22"/>
+                <w:szCs w:val="22"/>
+                <w:color w:val="000000"/>
+              </w:rPr>
+            </w:pPr>
+            <w:r>
+              <w:rPr>
+                <w:rFonts w:ascii="Helvetica" w:hAnsi="Helvetica" w:eastAsia="Helvetica" w:cs="Helvetica"/>
+                <w:i w:val="false"/>
+                <w:b w:val="false"/>
+                <w:u w:val="none"/>
+                <w:strike w:val="false"/>
+                <w:sz w:val="22"/>
+                <w:szCs w:val="22"/>
+                <w:color w:val="000000"/>
+              </w:rPr>
+              <w:t xml:space="preserve">[53.2, 68]</w:t>
+            </w:r>
+          </w:p>
+        </w:tc>
+      </w:tr>
+      <w:tr>
+        <w:trPr>
+          <w:trHeight w:val="613" w:hRule="auto"/>
+        </w:trPr>
+        <w:tc>
+          <w:tcPr>
+            <w:tcBorders>
+              <w:bottom w:val="none" w:sz="0" w:space="0" w:color="000000"/>
+              <w:top w:val="none" w:sz="0" w:space="0" w:color="000000"/>
+              <w:left w:val="none" w:sz="0" w:space="0" w:color="000000"/>
+              <w:right w:val="none" w:sz="0" w:space="0" w:color="000000"/>
+            </w:tcBorders>
+            <w:shd w:val="clear" w:color="auto" w:fill="FFFFFF"/>
+            <w:tcMar>
+              <w:top w:w="0" w:type="dxa"/>
+              <w:bottom w:w="0" w:type="dxa"/>
+              <w:left w:w="0" w:type="dxa"/>
+              <w:right w:w="0" w:type="dxa"/>
+            </w:tcMar>
+            <w:vAlign w:val="center"/>
+          </w:tcPr>
+          <w:p>
+            <w:pPr>
+              <w:pStyle w:val="Normal"/>
+              <w:jc w:val="left"/>
+              <w:pBdr>
+                <w:bottom w:val="none" w:sz="0" w:space="0" w:color="000000"/>
+                <w:top w:val="none" w:sz="0" w:space="0" w:color="000000"/>
+                <w:left w:val="none" w:sz="0" w:space="0" w:color="000000"/>
+                <w:right w:val="none" w:sz="0" w:space="0" w:color="000000"/>
+              </w:pBdr>
+              <w:spacing w:after="100" w:before="100" w:line="240"/>
+              <w:ind w:left="100" w:right="100" w:firstLine="0" w:firstLineChars="0"/>
+              <w:rPr>
+                <w:rFonts w:ascii="Helvetica" w:hAnsi="Helvetica" w:eastAsia="Helvetica" w:cs="Helvetica"/>
+                <w:i w:val="false"/>
+                <w:b w:val="false"/>
+                <w:u w:val="none"/>
+                <w:strike w:val="false"/>
+                <w:sz w:val="22"/>
+                <w:szCs w:val="22"/>
+                <w:color w:val="000000"/>
+              </w:rPr>
+            </w:pPr>
+            <w:r>
+              <w:rPr>
+                <w:rFonts w:ascii="Helvetica" w:hAnsi="Helvetica" w:eastAsia="Helvetica" w:cs="Helvetica"/>
+                <w:i w:val="false"/>
+                <w:b w:val="false"/>
+                <w:u w:val="none"/>
+                <w:strike w:val="false"/>
+                <w:sz w:val="22"/>
+                <w:szCs w:val="22"/>
+                <w:color w:val="000000"/>
+              </w:rPr>
+              <w:t xml:space="preserve">BCC</w:t>
+            </w:r>
+          </w:p>
+        </w:tc>
+        <w:tc>
+          <w:tcPr>
+            <w:tcBorders>
+              <w:bottom w:val="none" w:sz="0" w:space="0" w:color="000000"/>
+              <w:top w:val="none" w:sz="0" w:space="0" w:color="000000"/>
+              <w:left w:val="none" w:sz="0" w:space="0" w:color="000000"/>
+              <w:right w:val="none" w:sz="0" w:space="0" w:color="000000"/>
+            </w:tcBorders>
+            <w:shd w:val="clear" w:color="auto" w:fill="FFFFFF"/>
+            <w:tcMar>
+              <w:top w:w="0" w:type="dxa"/>
+              <w:bottom w:w="0" w:type="dxa"/>
+              <w:left w:w="0" w:type="dxa"/>
+              <w:right w:w="0" w:type="dxa"/>
+            </w:tcMar>
+            <w:vAlign w:val="center"/>
+          </w:tcPr>
+          <w:p>
+            <w:pPr>
+              <w:pStyle w:val="Normal"/>
+              <w:jc w:val="right"/>
+              <w:pBdr>
+                <w:bottom w:val="none" w:sz="0" w:space="0" w:color="000000"/>
+                <w:top w:val="none" w:sz="0" w:space="0" w:color="000000"/>
+                <w:left w:val="none" w:sz="0" w:space="0" w:color="000000"/>
+                <w:right w:val="none" w:sz="0" w:space="0" w:color="000000"/>
+              </w:pBdr>
+              <w:spacing w:after="100" w:before="100" w:line="240"/>
+              <w:ind w:left="100" w:right="100" w:firstLine="0" w:firstLineChars="0"/>
+              <w:rPr>
+                <w:rFonts w:ascii="Helvetica" w:hAnsi="Helvetica" w:eastAsia="Helvetica" w:cs="Helvetica"/>
+                <w:i w:val="false"/>
+                <w:b w:val="false"/>
+                <w:u w:val="none"/>
+                <w:strike w:val="false"/>
+                <w:sz w:val="22"/>
+                <w:szCs w:val="22"/>
+                <w:color w:val="000000"/>
+              </w:rPr>
+            </w:pPr>
+            <w:r>
+              <w:rPr>
+                <w:rFonts w:ascii="Helvetica" w:hAnsi="Helvetica" w:eastAsia="Helvetica" w:cs="Helvetica"/>
+                <w:i w:val="false"/>
+                <w:b w:val="false"/>
+                <w:u w:val="none"/>
+                <w:strike w:val="false"/>
+                <w:sz w:val="22"/>
+                <w:szCs w:val="22"/>
+                <w:color w:val="000000"/>
+              </w:rPr>
+              <w:t xml:space="preserve">73.791</w:t>
+            </w:r>
+          </w:p>
+        </w:tc>
+        <w:tc>
+          <w:tcPr>
+            <w:tcBorders>
+              <w:bottom w:val="none" w:sz="0" w:space="0" w:color="000000"/>
+              <w:top w:val="none" w:sz="0" w:space="0" w:color="000000"/>
+              <w:left w:val="none" w:sz="0" w:space="0" w:color="000000"/>
+              <w:right w:val="none" w:sz="0" w:space="0" w:color="000000"/>
+            </w:tcBorders>
+            <w:shd w:val="clear" w:color="auto" w:fill="FFFFFF"/>
+            <w:tcMar>
+              <w:top w:w="0" w:type="dxa"/>
+              <w:bottom w:w="0" w:type="dxa"/>
+              <w:left w:w="0" w:type="dxa"/>
+              <w:right w:w="0" w:type="dxa"/>
+            </w:tcMar>
+            <w:vAlign w:val="center"/>
+          </w:tcPr>
+          <w:p>
+            <w:pPr>
+              <w:pStyle w:val="Normal"/>
+              <w:jc w:val="right"/>
+              <w:pBdr>
+                <w:bottom w:val="none" w:sz="0" w:space="0" w:color="000000"/>
+                <w:top w:val="none" w:sz="0" w:space="0" w:color="000000"/>
+                <w:left w:val="none" w:sz="0" w:space="0" w:color="000000"/>
+                <w:right w:val="none" w:sz="0" w:space="0" w:color="000000"/>
+              </w:pBdr>
+              <w:spacing w:after="100" w:before="100" w:line="240"/>
+              <w:ind w:left="100" w:right="100" w:firstLine="0" w:firstLineChars="0"/>
+              <w:rPr>
+                <w:rFonts w:ascii="Helvetica" w:hAnsi="Helvetica" w:eastAsia="Helvetica" w:cs="Helvetica"/>
+                <w:i w:val="false"/>
+                <w:b w:val="false"/>
+                <w:u w:val="none"/>
+                <w:strike w:val="false"/>
+                <w:sz w:val="22"/>
+                <w:szCs w:val="22"/>
+                <w:color w:val="000000"/>
+              </w:rPr>
+            </w:pPr>
+            <w:r>
+              <w:rPr>
+                <w:rFonts w:ascii="Helvetica" w:hAnsi="Helvetica" w:eastAsia="Helvetica" w:cs="Helvetica"/>
+                <w:i w:val="false"/>
+                <w:b w:val="false"/>
+                <w:u w:val="none"/>
+                <w:strike w:val="false"/>
+                <w:sz w:val="22"/>
+                <w:szCs w:val="22"/>
+                <w:color w:val="000000"/>
+              </w:rPr>
+              <w:t xml:space="preserve">5.006</w:t>
+            </w:r>
+          </w:p>
+        </w:tc>
+        <w:tc>
+          <w:tcPr>
+            <w:tcBorders>
+              <w:bottom w:val="none" w:sz="0" w:space="0" w:color="000000"/>
+              <w:top w:val="none" w:sz="0" w:space="0" w:color="000000"/>
+              <w:left w:val="none" w:sz="0" w:space="0" w:color="000000"/>
+              <w:right w:val="none" w:sz="0" w:space="0" w:color="000000"/>
+            </w:tcBorders>
+            <w:shd w:val="clear" w:color="auto" w:fill="FFFFFF"/>
+            <w:tcMar>
+              <w:top w:w="0" w:type="dxa"/>
+              <w:bottom w:w="0" w:type="dxa"/>
+              <w:left w:w="0" w:type="dxa"/>
+              <w:right w:w="0" w:type="dxa"/>
+            </w:tcMar>
+            <w:vAlign w:val="center"/>
+          </w:tcPr>
+          <w:p>
+            <w:pPr>
+              <w:pStyle w:val="Normal"/>
+              <w:jc w:val="left"/>
+              <w:pBdr>
+                <w:bottom w:val="none" w:sz="0" w:space="0" w:color="000000"/>
+                <w:top w:val="none" w:sz="0" w:space="0" w:color="000000"/>
+                <w:left w:val="none" w:sz="0" w:space="0" w:color="000000"/>
+                <w:right w:val="none" w:sz="0" w:space="0" w:color="000000"/>
+              </w:pBdr>
+              <w:spacing w:after="100" w:before="100" w:line="240"/>
+              <w:ind w:left="100" w:right="100" w:firstLine="0" w:firstLineChars="0"/>
+              <w:rPr>
+                <w:rFonts w:ascii="Helvetica" w:hAnsi="Helvetica" w:eastAsia="Helvetica" w:cs="Helvetica"/>
+                <w:i w:val="false"/>
+                <w:b w:val="false"/>
+                <w:u w:val="none"/>
+                <w:strike w:val="false"/>
+                <w:sz w:val="22"/>
+                <w:szCs w:val="22"/>
+                <w:color w:val="000000"/>
+              </w:rPr>
+            </w:pPr>
+            <w:r>
+              <w:rPr>
+                <w:rFonts w:ascii="Helvetica" w:hAnsi="Helvetica" w:eastAsia="Helvetica" w:cs="Helvetica"/>
+                <w:i w:val="false"/>
+                <w:b w:val="false"/>
+                <w:u w:val="none"/>
+                <w:strike w:val="false"/>
+                <w:sz w:val="22"/>
+                <w:szCs w:val="22"/>
+                <w:color w:val="000000"/>
+              </w:rPr>
+              <w:t xml:space="preserve">[64.6, 84.3]</w:t>
+            </w:r>
+          </w:p>
+        </w:tc>
+      </w:tr>
+      <w:tr>
+        <w:trPr>
+          <w:trHeight w:val="613" w:hRule="auto"/>
+        </w:trPr>
+        <w:tc>
+          <w:tcPr>
+            <w:tcBorders>
+              <w:bottom w:val="single" w:sz="12" w:space="0" w:color="666666"/>
+              <w:top w:val="none" w:sz="0" w:space="0" w:color="000000"/>
+              <w:left w:val="none" w:sz="0" w:space="0" w:color="000000"/>
+              <w:right w:val="none" w:sz="0" w:space="0" w:color="000000"/>
+            </w:tcBorders>
+            <w:shd w:val="clear" w:color="auto" w:fill="FFFFFF"/>
+            <w:tcMar>
+              <w:top w:w="0" w:type="dxa"/>
+              <w:bottom w:w="0" w:type="dxa"/>
+              <w:left w:w="0" w:type="dxa"/>
+              <w:right w:w="0" w:type="dxa"/>
+            </w:tcMar>
+            <w:vAlign w:val="center"/>
+          </w:tcPr>
+          <w:p>
+            <w:pPr>
+              <w:pStyle w:val="Normal"/>
+              <w:jc w:val="left"/>
+              <w:pBdr>
+                <w:bottom w:val="none" w:sz="0" w:space="0" w:color="000000"/>
+                <w:top w:val="none" w:sz="0" w:space="0" w:color="000000"/>
+                <w:left w:val="none" w:sz="0" w:space="0" w:color="000000"/>
+                <w:right w:val="none" w:sz="0" w:space="0" w:color="000000"/>
+              </w:pBdr>
+              <w:spacing w:after="100" w:before="100" w:line="240"/>
+              <w:ind w:left="100" w:right="100" w:firstLine="0" w:firstLineChars="0"/>
+              <w:rPr>
+                <w:rFonts w:ascii="Helvetica" w:hAnsi="Helvetica" w:eastAsia="Helvetica" w:cs="Helvetica"/>
+                <w:i w:val="false"/>
+                <w:b w:val="false"/>
+                <w:u w:val="none"/>
+                <w:strike w:val="false"/>
+                <w:sz w:val="22"/>
+                <w:szCs w:val="22"/>
+                <w:color w:val="000000"/>
+              </w:rPr>
+            </w:pPr>
+            <w:r>
+              <w:rPr>
+                <w:rFonts w:ascii="Helvetica" w:hAnsi="Helvetica" w:eastAsia="Helvetica" w:cs="Helvetica"/>
+                <w:i w:val="false"/>
+                <w:b w:val="false"/>
+                <w:u w:val="none"/>
+                <w:strike w:val="false"/>
+                <w:sz w:val="22"/>
+                <w:szCs w:val="22"/>
+                <w:color w:val="000000"/>
+              </w:rPr>
+              <w:t xml:space="preserve">CCC</w:t>
+            </w:r>
+          </w:p>
+        </w:tc>
+        <w:tc>
+          <w:tcPr>
+            <w:tcBorders>
+              <w:bottom w:val="single" w:sz="12" w:space="0" w:color="666666"/>
+              <w:top w:val="none" w:sz="0" w:space="0" w:color="000000"/>
+              <w:left w:val="none" w:sz="0" w:space="0" w:color="000000"/>
+              <w:right w:val="none" w:sz="0" w:space="0" w:color="000000"/>
+            </w:tcBorders>
+            <w:shd w:val="clear" w:color="auto" w:fill="FFFFFF"/>
+            <w:tcMar>
+              <w:top w:w="0" w:type="dxa"/>
+              <w:bottom w:w="0" w:type="dxa"/>
+              <w:left w:w="0" w:type="dxa"/>
+              <w:right w:w="0" w:type="dxa"/>
+            </w:tcMar>
+            <w:vAlign w:val="center"/>
+          </w:tcPr>
+          <w:p>
+            <w:pPr>
+              <w:pStyle w:val="Normal"/>
+              <w:jc w:val="right"/>
+              <w:pBdr>
+                <w:bottom w:val="none" w:sz="0" w:space="0" w:color="000000"/>
+                <w:top w:val="none" w:sz="0" w:space="0" w:color="000000"/>
+                <w:left w:val="none" w:sz="0" w:space="0" w:color="000000"/>
+                <w:right w:val="none" w:sz="0" w:space="0" w:color="000000"/>
+              </w:pBdr>
+              <w:spacing w:after="100" w:before="100" w:line="240"/>
+              <w:ind w:left="100" w:right="100" w:firstLine="0" w:firstLineChars="0"/>
+              <w:rPr>
+                <w:rFonts w:ascii="Helvetica" w:hAnsi="Helvetica" w:eastAsia="Helvetica" w:cs="Helvetica"/>
+                <w:i w:val="false"/>
+                <w:b w:val="false"/>
+                <w:u w:val="none"/>
+                <w:strike w:val="false"/>
+                <w:sz w:val="22"/>
+                <w:szCs w:val="22"/>
+                <w:color w:val="000000"/>
+              </w:rPr>
+            </w:pPr>
+            <w:r>
+              <w:rPr>
+                <w:rFonts w:ascii="Helvetica" w:hAnsi="Helvetica" w:eastAsia="Helvetica" w:cs="Helvetica"/>
+                <w:i w:val="false"/>
+                <w:b w:val="false"/>
+                <w:u w:val="none"/>
+                <w:strike w:val="false"/>
+                <w:sz w:val="22"/>
+                <w:szCs w:val="22"/>
+                <w:color w:val="000000"/>
+              </w:rPr>
+              <w:t xml:space="preserve">72.431</w:t>
+            </w:r>
+          </w:p>
+        </w:tc>
+        <w:tc>
+          <w:tcPr>
+            <w:tcBorders>
+              <w:bottom w:val="single" w:sz="12" w:space="0" w:color="666666"/>
+              <w:top w:val="none" w:sz="0" w:space="0" w:color="000000"/>
+              <w:left w:val="none" w:sz="0" w:space="0" w:color="000000"/>
+              <w:right w:val="none" w:sz="0" w:space="0" w:color="000000"/>
+            </w:tcBorders>
+            <w:shd w:val="clear" w:color="auto" w:fill="FFFFFF"/>
+            <w:tcMar>
+              <w:top w:w="0" w:type="dxa"/>
+              <w:bottom w:w="0" w:type="dxa"/>
+              <w:left w:w="0" w:type="dxa"/>
+              <w:right w:w="0" w:type="dxa"/>
+            </w:tcMar>
+            <w:vAlign w:val="center"/>
+          </w:tcPr>
+          <w:p>
+            <w:pPr>
+              <w:pStyle w:val="Normal"/>
+              <w:jc w:val="right"/>
+              <w:pBdr>
+                <w:bottom w:val="none" w:sz="0" w:space="0" w:color="000000"/>
+                <w:top w:val="none" w:sz="0" w:space="0" w:color="000000"/>
+                <w:left w:val="none" w:sz="0" w:space="0" w:color="000000"/>
+                <w:right w:val="none" w:sz="0" w:space="0" w:color="000000"/>
+              </w:pBdr>
+              <w:spacing w:after="100" w:before="100" w:line="240"/>
+              <w:ind w:left="100" w:right="100" w:firstLine="0" w:firstLineChars="0"/>
+              <w:rPr>
+                <w:rFonts w:ascii="Helvetica" w:hAnsi="Helvetica" w:eastAsia="Helvetica" w:cs="Helvetica"/>
+                <w:i w:val="false"/>
+                <w:b w:val="false"/>
+                <w:u w:val="none"/>
+                <w:strike w:val="false"/>
+                <w:sz w:val="22"/>
+                <w:szCs w:val="22"/>
+                <w:color w:val="000000"/>
+              </w:rPr>
+            </w:pPr>
+            <w:r>
+              <w:rPr>
+                <w:rFonts w:ascii="Helvetica" w:hAnsi="Helvetica" w:eastAsia="Helvetica" w:cs="Helvetica"/>
+                <w:i w:val="false"/>
+                <w:b w:val="false"/>
+                <w:u w:val="none"/>
+                <w:strike w:val="false"/>
+                <w:sz w:val="22"/>
+                <w:szCs w:val="22"/>
+                <w:color w:val="000000"/>
+              </w:rPr>
+              <w:t xml:space="preserve">4.565</w:t>
+            </w:r>
+          </w:p>
+        </w:tc>
+        <w:tc>
+          <w:tcPr>
+            <w:tcBorders>
+              <w:bottom w:val="single" w:sz="12" w:space="0" w:color="666666"/>
+              <w:top w:val="none" w:sz="0" w:space="0" w:color="000000"/>
+              <w:left w:val="none" w:sz="0" w:space="0" w:color="000000"/>
+              <w:right w:val="none" w:sz="0" w:space="0" w:color="000000"/>
+            </w:tcBorders>
+            <w:shd w:val="clear" w:color="auto" w:fill="FFFFFF"/>
+            <w:tcMar>
+              <w:top w:w="0" w:type="dxa"/>
+              <w:bottom w:w="0" w:type="dxa"/>
+              <w:left w:w="0" w:type="dxa"/>
+              <w:right w:w="0" w:type="dxa"/>
+            </w:tcMar>
+            <w:vAlign w:val="center"/>
+          </w:tcPr>
+          <w:p>
+            <w:pPr>
+              <w:pStyle w:val="Normal"/>
+              <w:jc w:val="left"/>
+              <w:pBdr>
+                <w:bottom w:val="none" w:sz="0" w:space="0" w:color="000000"/>
+                <w:top w:val="none" w:sz="0" w:space="0" w:color="000000"/>
+                <w:left w:val="none" w:sz="0" w:space="0" w:color="000000"/>
+                <w:right w:val="none" w:sz="0" w:space="0" w:color="000000"/>
+              </w:pBdr>
+              <w:spacing w:after="100" w:before="100" w:line="240"/>
+              <w:ind w:left="100" w:right="100" w:firstLine="0" w:firstLineChars="0"/>
+              <w:rPr>
+                <w:rFonts w:ascii="Helvetica" w:hAnsi="Helvetica" w:eastAsia="Helvetica" w:cs="Helvetica"/>
+                <w:i w:val="false"/>
+                <w:b w:val="false"/>
+                <w:u w:val="none"/>
+                <w:strike w:val="false"/>
+                <w:sz w:val="22"/>
+                <w:szCs w:val="22"/>
+                <w:color w:val="000000"/>
+              </w:rPr>
+            </w:pPr>
+            <w:r>
+              <w:rPr>
+                <w:rFonts w:ascii="Helvetica" w:hAnsi="Helvetica" w:eastAsia="Helvetica" w:cs="Helvetica"/>
+                <w:i w:val="false"/>
+                <w:b w:val="false"/>
+                <w:u w:val="none"/>
+                <w:strike w:val="false"/>
+                <w:sz w:val="22"/>
+                <w:szCs w:val="22"/>
+                <w:color w:val="000000"/>
+              </w:rPr>
+              <w:t xml:space="preserve">[64, 82]</w:t>
             </w:r>
           </w:p>
         </w:tc>

--- a/reports/results_rq2_effectiveness/results_rq2.docx
+++ b/reports/results_rq2_effectiveness/results_rq2.docx
@@ -24,7 +24,7 @@
       </w:tblGrid>
       <w:tr>
         <w:trPr>
-          <w:trHeight w:val="577" w:hRule="auto"/>
+          <w:trHeight w:val="638" w:hRule="auto"/>
           <w:tblHeader/>
         </w:trPr>
         <w:tc>
@@ -250,7 +250,7 @@
       </w:tr>
       <w:tr>
         <w:trPr>
-          <w:trHeight w:val="617" w:hRule="auto"/>
+          <w:trHeight w:val="608" w:hRule="auto"/>
         </w:trPr>
         <w:tc>
           <w:tcPr>
@@ -475,7 +475,7 @@
       </w:tr>
       <w:tr>
         <w:trPr>
-          <w:trHeight w:val="613" w:hRule="auto"/>
+          <w:trHeight w:val="608" w:hRule="auto"/>
         </w:trPr>
         <w:tc>
           <w:tcPr>
@@ -700,7 +700,7 @@
       </w:tr>
       <w:tr>
         <w:trPr>
-          <w:trHeight w:val="613" w:hRule="auto"/>
+          <w:trHeight w:val="608" w:hRule="auto"/>
         </w:trPr>
         <w:tc>
           <w:tcPr>
@@ -925,7 +925,7 @@
       </w:tr>
       <w:tr>
         <w:trPr>
-          <w:trHeight w:val="613" w:hRule="auto"/>
+          <w:trHeight w:val="608" w:hRule="auto"/>
         </w:trPr>
         <w:tc>
           <w:tcPr>
@@ -1150,7 +1150,7 @@
       </w:tr>
       <w:tr>
         <w:trPr>
-          <w:trHeight w:val="613" w:hRule="auto"/>
+          <w:trHeight w:val="608" w:hRule="auto"/>
         </w:trPr>
         <w:tc>
           <w:tcPr>
@@ -1375,7 +1375,7 @@
       </w:tr>
       <w:tr>
         <w:trPr>
-          <w:trHeight w:val="615" w:hRule="auto"/>
+          <w:trHeight w:val="623" w:hRule="auto"/>
         </w:trPr>
         <w:tc>
           <w:tcPr>
@@ -1629,7 +1629,7 @@
       </w:tblGrid>
       <w:tr>
         <w:trPr>
-          <w:trHeight w:val="614" w:hRule="auto"/>
+          <w:trHeight w:val="638" w:hRule="auto"/>
           <w:tblHeader/>
         </w:trPr>
         <w:tc>
@@ -1855,7 +1855,7 @@
       </w:tr>
       <w:tr>
         <w:trPr>
-          <w:trHeight w:val="613" w:hRule="auto"/>
+          <w:trHeight w:val="608" w:hRule="auto"/>
         </w:trPr>
         <w:tc>
           <w:tcPr>
@@ -2080,7 +2080,7 @@
       </w:tr>
       <w:tr>
         <w:trPr>
-          <w:trHeight w:val="613" w:hRule="auto"/>
+          <w:trHeight w:val="608" w:hRule="auto"/>
         </w:trPr>
         <w:tc>
           <w:tcPr>
@@ -2305,7 +2305,7 @@
       </w:tr>
       <w:tr>
         <w:trPr>
-          <w:trHeight w:val="613" w:hRule="auto"/>
+          <w:trHeight w:val="608" w:hRule="auto"/>
         </w:trPr>
         <w:tc>
           <w:tcPr>
@@ -2530,7 +2530,7 @@
       </w:tr>
       <w:tr>
         <w:trPr>
-          <w:trHeight w:val="613" w:hRule="auto"/>
+          <w:trHeight w:val="623" w:hRule="auto"/>
         </w:trPr>
         <w:tc>
           <w:tcPr>
@@ -2786,7 +2786,7 @@
       </w:tblGrid>
       <w:tr>
         <w:trPr>
-          <w:trHeight w:val="620" w:hRule="auto"/>
+          <w:trHeight w:val="638" w:hRule="auto"/>
           <w:tblHeader/>
         </w:trPr>
         <w:tc>
@@ -3122,7 +3122,7 @@
       </w:tr>
       <w:tr>
         <w:trPr>
-          <w:trHeight w:val="577" w:hRule="auto"/>
+          <w:trHeight w:val="608" w:hRule="auto"/>
         </w:trPr>
         <w:tc>
           <w:tcPr>
@@ -3457,7 +3457,7 @@
       </w:tr>
       <w:tr>
         <w:trPr>
-          <w:trHeight w:val="577" w:hRule="auto"/>
+          <w:trHeight w:val="608" w:hRule="auto"/>
         </w:trPr>
         <w:tc>
           <w:tcPr>
@@ -3792,7 +3792,7 @@
       </w:tr>
       <w:tr>
         <w:trPr>
-          <w:trHeight w:val="577" w:hRule="auto"/>
+          <w:trHeight w:val="608" w:hRule="auto"/>
         </w:trPr>
         <w:tc>
           <w:tcPr>
@@ -4127,7 +4127,7 @@
       </w:tr>
       <w:tr>
         <w:trPr>
-          <w:trHeight w:val="577" w:hRule="auto"/>
+          <w:trHeight w:val="608" w:hRule="auto"/>
         </w:trPr>
         <w:tc>
           <w:tcPr>
@@ -4462,7 +4462,7 @@
       </w:tr>
       <w:tr>
         <w:trPr>
-          <w:trHeight w:val="577" w:hRule="auto"/>
+          <w:trHeight w:val="608" w:hRule="auto"/>
         </w:trPr>
         <w:tc>
           <w:tcPr>
@@ -4797,7 +4797,7 @@
       </w:tr>
       <w:tr>
         <w:trPr>
-          <w:trHeight w:val="577" w:hRule="auto"/>
+          <w:trHeight w:val="623" w:hRule="auto"/>
         </w:trPr>
         <w:tc>
           <w:tcPr>
@@ -5161,7 +5161,7 @@
       </w:tblGrid>
       <w:tr>
         <w:trPr>
-          <w:trHeight w:val="577" w:hRule="auto"/>
+          <w:trHeight w:val="638" w:hRule="auto"/>
           <w:tblHeader/>
         </w:trPr>
         <w:tc>
@@ -5387,7 +5387,7 @@
       </w:tr>
       <w:tr>
         <w:trPr>
-          <w:trHeight w:val="617" w:hRule="auto"/>
+          <w:trHeight w:val="608" w:hRule="auto"/>
         </w:trPr>
         <w:tc>
           <w:tcPr>
@@ -5612,7 +5612,7 @@
       </w:tr>
       <w:tr>
         <w:trPr>
-          <w:trHeight w:val="613" w:hRule="auto"/>
+          <w:trHeight w:val="608" w:hRule="auto"/>
         </w:trPr>
         <w:tc>
           <w:tcPr>
@@ -5837,7 +5837,7 @@
       </w:tr>
       <w:tr>
         <w:trPr>
-          <w:trHeight w:val="613" w:hRule="auto"/>
+          <w:trHeight w:val="608" w:hRule="auto"/>
         </w:trPr>
         <w:tc>
           <w:tcPr>
@@ -6062,7 +6062,7 @@
       </w:tr>
       <w:tr>
         <w:trPr>
-          <w:trHeight w:val="613" w:hRule="auto"/>
+          <w:trHeight w:val="608" w:hRule="auto"/>
         </w:trPr>
         <w:tc>
           <w:tcPr>
@@ -6287,7 +6287,7 @@
       </w:tr>
       <w:tr>
         <w:trPr>
-          <w:trHeight w:val="615" w:hRule="auto"/>
+          <w:trHeight w:val="623" w:hRule="auto"/>
         </w:trPr>
         <w:tc>
           <w:tcPr>
@@ -6541,7 +6541,7 @@
       </w:tblGrid>
       <w:tr>
         <w:trPr>
-          <w:trHeight w:val="614" w:hRule="auto"/>
+          <w:trHeight w:val="638" w:hRule="auto"/>
           <w:tblHeader/>
         </w:trPr>
         <w:tc>
@@ -6767,7 +6767,7 @@
       </w:tr>
       <w:tr>
         <w:trPr>
-          <w:trHeight w:val="613" w:hRule="auto"/>
+          <w:trHeight w:val="608" w:hRule="auto"/>
         </w:trPr>
         <w:tc>
           <w:tcPr>
@@ -6992,7 +6992,7 @@
       </w:tr>
       <w:tr>
         <w:trPr>
-          <w:trHeight w:val="613" w:hRule="auto"/>
+          <w:trHeight w:val="608" w:hRule="auto"/>
         </w:trPr>
         <w:tc>
           <w:tcPr>
@@ -7217,7 +7217,7 @@
       </w:tr>
       <w:tr>
         <w:trPr>
-          <w:trHeight w:val="613" w:hRule="auto"/>
+          <w:trHeight w:val="608" w:hRule="auto"/>
         </w:trPr>
         <w:tc>
           <w:tcPr>
@@ -7442,7 +7442,7 @@
       </w:tr>
       <w:tr>
         <w:trPr>
-          <w:trHeight w:val="613" w:hRule="auto"/>
+          <w:trHeight w:val="623" w:hRule="auto"/>
         </w:trPr>
         <w:tc>
           <w:tcPr>
@@ -7698,7 +7698,7 @@
       </w:tblGrid>
       <w:tr>
         <w:trPr>
-          <w:trHeight w:val="620" w:hRule="auto"/>
+          <w:trHeight w:val="638" w:hRule="auto"/>
           <w:tblHeader/>
         </w:trPr>
         <w:tc>
@@ -8034,7 +8034,7 @@
       </w:tr>
       <w:tr>
         <w:trPr>
-          <w:trHeight w:val="577" w:hRule="auto"/>
+          <w:trHeight w:val="608" w:hRule="auto"/>
         </w:trPr>
         <w:tc>
           <w:tcPr>
@@ -8369,7 +8369,7 @@
       </w:tr>
       <w:tr>
         <w:trPr>
-          <w:trHeight w:val="577" w:hRule="auto"/>
+          <w:trHeight w:val="608" w:hRule="auto"/>
         </w:trPr>
         <w:tc>
           <w:tcPr>
@@ -8704,7 +8704,7 @@
       </w:tr>
       <w:tr>
         <w:trPr>
-          <w:trHeight w:val="577" w:hRule="auto"/>
+          <w:trHeight w:val="608" w:hRule="auto"/>
         </w:trPr>
         <w:tc>
           <w:tcPr>
@@ -9039,7 +9039,7 @@
       </w:tr>
       <w:tr>
         <w:trPr>
-          <w:trHeight w:val="577" w:hRule="auto"/>
+          <w:trHeight w:val="608" w:hRule="auto"/>
         </w:trPr>
         <w:tc>
           <w:tcPr>
@@ -9374,7 +9374,7 @@
       </w:tr>
       <w:tr>
         <w:trPr>
-          <w:trHeight w:val="577" w:hRule="auto"/>
+          <w:trHeight w:val="608" w:hRule="auto"/>
         </w:trPr>
         <w:tc>
           <w:tcPr>
@@ -9709,7 +9709,7 @@
       </w:tr>
       <w:tr>
         <w:trPr>
-          <w:trHeight w:val="577" w:hRule="auto"/>
+          <w:trHeight w:val="623" w:hRule="auto"/>
         </w:trPr>
         <w:tc>
           <w:tcPr>
